--- a/docs/blogpost/Etiq_Long_Horizon_Blogpost_demand_coverage_loop_Version_3_2026-07-30.docx
+++ b/docs/blogpost/Etiq_Long_Horizon_Blogpost_demand_coverage_loop_Version_3_2026-07-30.docx
@@ -3566,7 +3566,7 @@
         <w:pStyle w:val="BodyText"/>
       </w:pPr>
       <w:r>
-        <w:t>No arm reached reusable trust after three repairs, so this run is directional rather than a claim of solved long-horizon repair. The meaningful result is the trade-off. etiq_selected used 24.8% fewer input tokens than etiq_full and ended with two rather than three unresolved boundaries. Relative to history_full it used 45.1% fewer input tokens and ended with two rather than four unresolved boundaries. semantic_only was cheapest, but it left all four judged boundaries unresolved; etiq_selected used 76.0% more input tokens than semantic_only and resolved two additional boundaries.</w:t>
+        <w:t>No arm reached reusable trust after three repairs, so this run is directional rather than a claim of solved long-horizon repair. The meaningful result is the trade-off. etiq_selected used 24.8% fewer input tokens than etiq_full and ended with two rather than three unresolved boundaries. Relative to history_full it used 45.1% fewer input tokens and ended with two rather than four unresolved boundaries. semantic_only was cheapest, but it left all four judged boundaries unresolved; etiq_selected used 76.0% more input tokens than semantic_only, while the blind judge reported two fewer unresolved boundaries.</w:t>
       </w:r>
     </w:p>
     <w:p>

--- a/docs/blogpost/Etiq_Long_Horizon_Blogpost_demand_coverage_loop_Version_3_2026-07-30.docx
+++ b/docs/blogpost/Etiq_Long_Horizon_Blogpost_demand_coverage_loop_Version_3_2026-07-30.docx
@@ -429,15 +429,15 @@
         <w:pStyle w:val="BodyText"/>
       </w:pPr>
       <w:r>
-        <w:t xml:space="preserve">The nested-function hierarchy provides a natural way to control resolution. A review begins at the outer stage boundary: the highest-level function-and-artifact unit that represents a meaningful part of the workflow. Nested helpers are initially kept as collapsed references. If the stage inputs, outputs, intent, and current review state are enough to make a decision, the review stays at that level. If the output is unclear or suspect, the next context package expands only the relevant child function and its observed inputs and outputs.</w:t>
-      </w:r>
-    </w:p>
-    <w:p>
-      <w:pPr>
-        <w:pStyle w:val="BodyText"/>
-      </w:pPr>
-      <w:r>
-        <w:t xml:space="preserve">The system does not use a fixed depth, such as always inspecting two or three levels of functions. The depth depends on the operation and on the evidence needed. A normal pipeline review usually remains at the stage level. If a stage cannot be judged, the graph is expanded one relevant branch at a time. Retrace may follow several nested functions in execution order until it finds the earliest meaningful point of divergence. Repair stops once it has identified the faulty boundary, the last trusted upstream boundary, and the affected downstream work.</w:t>
+        <w:t>The nested-function hierarchy provides a natural way to control resolution. The current builder derives review units deterministically from captured function-stack boundaries and graph-crossing relationships, splitting structurally when a unit exceeds configured size limits. Within a selected unit, artifacts are initially represented with bounded values or representative slices, while nested helpers remain available for targeted expansion.</w:t>
+      </w:r>
+    </w:p>
+    <w:p>
+      <w:pPr>
+        <w:pStyle w:val="BodyText"/>
+      </w:pPr>
+      <w:r>
+        <w:t>The system therefore does not use one fixed review depth. Automatic structural splitting establishes the initial units; a reviewer can then request a relevant helper prefix or a larger artifact slice when the supplied evidence is insufficient. Retrace can walk captured predecessors from a suspect node, but repair stops at the selected function boundary or faulty statement.</w:t>
       </w:r>
     </w:p>
     <w:p>
@@ -491,17 +491,7 @@
         </w:numPr>
       </w:pPr>
       <w:r>
-        <w:rPr>
-          <w:b/>
-          <w:bCs/>
-        </w:rPr>
-        <w:t xml:space="preserve">Expectation-first review.</w:t>
-      </w:r>
-      <w:r>
-        <w:t xml:space="preserve"> </w:t>
-      </w:r>
-      <w:r>
-        <w:t xml:space="preserve">The reviewer derives acceptance criteria from the intent and records them before inspecting the outputs. This reduces post-hoc rationalisation, and each criterion outcome cites the evidence inspected.</w:t>
+        <w:t>Criteria-based review. The reviewer records explicit acceptance criteria and cites the evidence used for every criterion outcome. This makes the judgment inspectable and reduces unsupported conclusions.</w:t>
       </w:r>
     </w:p>
     <w:p>
@@ -513,53 +503,7 @@
         </w:numPr>
       </w:pPr>
       <w:r>
-        <w:rPr>
-          <w:b/>
-          <w:bCs/>
-        </w:rPr>
-        <w:t xml:space="preserve">Graded trust.</w:t>
-      </w:r>
-      <w:r>
-        <w:t xml:space="preserve"> </w:t>
-      </w:r>
-      <w:r>
-        <w:t xml:space="preserve">Trust is not binary. A result may be</w:t>
-      </w:r>
-      <w:r>
-        <w:t xml:space="preserve"> </w:t>
-      </w:r>
-      <w:r>
-        <w:rPr>
-          <w:rStyle w:val="VerbatimChar"/>
-        </w:rPr>
-        <w:t xml:space="preserve">trusted_for_reuse</w:t>
-      </w:r>
-      <w:r>
-        <w:t xml:space="preserve">, meaning downstream work may build on it;</w:t>
-      </w:r>
-      <w:r>
-        <w:t xml:space="preserve"> </w:t>
-      </w:r>
-      <w:r>
-        <w:rPr>
-          <w:rStyle w:val="VerbatimChar"/>
-        </w:rPr>
-        <w:t xml:space="preserve">trusted_for_reporting</w:t>
-      </w:r>
-      <w:r>
-        <w:t xml:space="preserve">, meaning it may be cited but not used as a dependency; or</w:t>
-      </w:r>
-      <w:r>
-        <w:t xml:space="preserve"> </w:t>
-      </w:r>
-      <w:r>
-        <w:rPr>
-          <w:rStyle w:val="VerbatimChar"/>
-        </w:rPr>
-        <w:t xml:space="preserve">provisionally_trusted</w:t>
-      </w:r>
-      <w:r>
-        <w:t xml:space="preserve">, meaning trust decays if its evidence references stop resolving.</w:t>
+        <w:t>Graded trust. A result may be trusted_for_reuse, meaning downstream work may build on it; trusted_for_reporting, meaning it may be cited but not used as a dependency; or provisionally_trusted. The current workflow advances only when every required review unit is trusted_for_reuse.</w:t>
       </w:r>
     </w:p>
     <w:p>
@@ -571,30 +515,7 @@
         </w:numPr>
       </w:pPr>
       <w:r>
-        <w:rPr>
-          <w:b/>
-          <w:bCs/>
-        </w:rPr>
-        <w:t xml:space="preserve">Validated receipts.</w:t>
-      </w:r>
-      <w:r>
-        <w:t xml:space="preserve"> </w:t>
-      </w:r>
-      <w:r>
-        <w:t xml:space="preserve">A validator checks integrity, including input hashes, an append-only hash-chained event log, and reviewer provenance. It also checks completeness and</w:t>
-      </w:r>
-      <w:r>
-        <w:t xml:space="preserve"> </w:t>
-      </w:r>
-      <w:r>
-        <w:rPr>
-          <w:b/>
-          <w:bCs/>
-        </w:rPr>
-        <w:t xml:space="preserve">frontier discipline</w:t>
-      </w:r>
-      <w:r>
-        <w:t xml:space="preserve">: the review stops at the first suspect node and invalidates the downstream nodes that depend on it. Only a validated receipt promotes trust into the graph. Worker judgments enter only as proposals.</w:t>
+        <w:t>Validated receipts. A deterministic validator checks unit assignment, completeness, decision consistency, boundary acknowledgement, and whether every cited node or relationship belongs to the supplied package. Failed or suspect units invalidate their captured downstream review units. Only a non-rejected receipt writes trust annotations; model judgments begin as proposals rather than execution facts.</w:t>
       </w:r>
     </w:p>
     <w:p>
@@ -620,7 +541,7 @@
         <w:pStyle w:val="FirstParagraph"/>
       </w:pPr>
       <w:r>
-        <w:t xml:space="preserve">The agent uses the graph through six bounded operations. Each operation declares what it anchors on, which evidence it may retrieve, and what it must return.</w:t>
+        <w:t>The architecture is described through six bounded operations. Review, retrace, and scoped repair are implemented in the current repository. Planning exists at the initial segment level, while memory-driven replanning and execution resume from the trusted frontier remain target operations.</w:t>
       </w:r>
     </w:p>
     <w:tbl>
@@ -681,39 +602,24 @@
         <w:tc>
           <w:tcPr/>
           <w:p>
-            <w:pPr>
-              <w:pStyle w:val="Compact"/>
-              <w:jc w:val="left"/>
-            </w:pPr>
-            <w:r>
-              <w:rPr>
-                <w:rStyle w:val="VerbatimChar"/>
-              </w:rPr>
-              <w:t xml:space="preserve">planning</w:t>
-            </w:r>
-          </w:p>
-        </w:tc>
-        <w:tc>
-          <w:tcPr/>
-          <w:p>
-            <w:pPr>
-              <w:pStyle w:val="Compact"/>
-              <w:jc w:val="left"/>
-            </w:pPr>
-            <w:r>
-              <w:t xml:space="preserve">an objective, plus an optional upstream job or state filter</w:t>
-            </w:r>
-          </w:p>
-        </w:tc>
-        <w:tc>
-          <w:tcPr/>
-          <w:p>
-            <w:pPr>
-              <w:pStyle w:val="Compact"/>
-              <w:jc w:val="left"/>
-            </w:pPr>
-            <w:r>
-              <w:t xml:space="preserve">trusted upstream stage outputs and known gaps</w:t>
+            <w:r>
+              <w:t>planning</w:t>
+            </w:r>
+          </w:p>
+        </w:tc>
+        <w:tc>
+          <w:tcPr/>
+          <w:p>
+            <w:r>
+              <w:t>current request and segment constraints</w:t>
+            </w:r>
+          </w:p>
+        </w:tc>
+        <w:tc>
+          <w:tcPr/>
+          <w:p>
+            <w:r>
+              <w:t>a bounded segment list; dynamic gap-directed replanning is planned</w:t>
             </w:r>
           </w:p>
         </w:tc>
@@ -722,39 +628,24 @@
         <w:tc>
           <w:tcPr/>
           <w:p>
-            <w:pPr>
-              <w:pStyle w:val="Compact"/>
-              <w:jc w:val="left"/>
-            </w:pPr>
-            <w:r>
-              <w:rPr>
-                <w:rStyle w:val="VerbatimChar"/>
-              </w:rPr>
-              <w:t xml:space="preserve">review</w:t>
-            </w:r>
-          </w:p>
-        </w:tc>
-        <w:tc>
-          <w:tcPr/>
-          <w:p>
-            <w:pPr>
-              <w:pStyle w:val="Compact"/>
-              <w:jc w:val="left"/>
-            </w:pPr>
-            <w:r>
-              <w:t xml:space="preserve">a target job or run</w:t>
-            </w:r>
-          </w:p>
-        </w:tc>
-        <w:tc>
-          <w:tcPr/>
-          <w:p>
-            <w:pPr>
-              <w:pStyle w:val="Compact"/>
-              <w:jc w:val="left"/>
-            </w:pPr>
-            <w:r>
-              <w:t xml:space="preserve">unreviewed stage boundaries and their input and output artifacts</w:t>
+            <w:r>
+              <w:t>review</w:t>
+            </w:r>
+          </w:p>
+        </w:tc>
+        <w:tc>
+          <w:tcPr/>
+          <w:p>
+            <w:r>
+              <w:t>a stored Etiq execution and assigned review unit</w:t>
+            </w:r>
+          </w:p>
+        </w:tc>
+        <w:tc>
+          <w:tcPr/>
+          <w:p>
+            <w:r>
+              <w:t>validated decisions, evidence references, and trust annotations</w:t>
             </w:r>
           </w:p>
         </w:tc>
@@ -763,39 +654,24 @@
         <w:tc>
           <w:tcPr/>
           <w:p>
-            <w:pPr>
-              <w:pStyle w:val="Compact"/>
-              <w:jc w:val="left"/>
-            </w:pPr>
-            <w:r>
-              <w:rPr>
-                <w:rStyle w:val="VerbatimChar"/>
-              </w:rPr>
-              <w:t xml:space="preserve">retrace</w:t>
-            </w:r>
-          </w:p>
-        </w:tc>
-        <w:tc>
-          <w:tcPr/>
-          <w:p>
-            <w:pPr>
-              <w:pStyle w:val="Compact"/>
-              <w:jc w:val="left"/>
-            </w:pPr>
-            <w:r>
-              <w:t xml:space="preserve">a failed or suspect stage or artifact</w:t>
-            </w:r>
-          </w:p>
-        </w:tc>
-        <w:tc>
-          <w:tcPr/>
-          <w:p>
-            <w:pPr>
-              <w:pStyle w:val="Compact"/>
-              <w:jc w:val="left"/>
-            </w:pPr>
-            <w:r>
-              <w:t xml:space="preserve">the ordered upstream path and likely helper-level divergence points</w:t>
+            <w:r>
+              <w:t>retrace</w:t>
+            </w:r>
+          </w:p>
+        </w:tc>
+        <w:tc>
+          <w:tcPr/>
+          <w:p>
+            <w:r>
+              <w:t>a failed or suspect unit or node</w:t>
+            </w:r>
+          </w:p>
+        </w:tc>
+        <w:tc>
+          <w:tcPr/>
+          <w:p>
+            <w:r>
+              <w:t>captured predecessor references and an early causal repair candidate</w:t>
             </w:r>
           </w:p>
         </w:tc>
@@ -804,39 +680,24 @@
         <w:tc>
           <w:tcPr/>
           <w:p>
-            <w:pPr>
-              <w:pStyle w:val="Compact"/>
-              <w:jc w:val="left"/>
-            </w:pPr>
-            <w:r>
-              <w:rPr>
-                <w:rStyle w:val="VerbatimChar"/>
-              </w:rPr>
-              <w:t xml:space="preserve">repair</w:t>
-            </w:r>
-          </w:p>
-        </w:tc>
-        <w:tc>
-          <w:tcPr/>
-          <w:p>
-            <w:pPr>
-              <w:pStyle w:val="Compact"/>
-              <w:jc w:val="left"/>
-            </w:pPr>
-            <w:r>
-              <w:t xml:space="preserve">a failed or suspect stage or artifact</w:t>
-            </w:r>
-          </w:p>
-        </w:tc>
-        <w:tc>
-          <w:tcPr/>
-          <w:p>
-            <w:pPr>
-              <w:pStyle w:val="Compact"/>
-              <w:jc w:val="left"/>
-            </w:pPr>
-            <w:r>
-              <w:t xml:space="preserve">the trusted ancestor, invalidated descendants, and rerun boundary</w:t>
+            <w:r>
+              <w:t>repair</w:t>
+            </w:r>
+          </w:p>
+        </w:tc>
+        <w:tc>
+          <w:tcPr/>
+          <w:p>
+            <w:r>
+              <w:t>a selected function boundary or faulty statement</w:t>
+            </w:r>
+          </w:p>
+        </w:tc>
+        <w:tc>
+          <w:tcPr/>
+          <w:p>
+            <w:r>
+              <w:t>a mechanically scoped source change followed by complete-stage replay</w:t>
             </w:r>
           </w:p>
         </w:tc>
@@ -845,39 +706,24 @@
         <w:tc>
           <w:tcPr/>
           <w:p>
-            <w:pPr>
-              <w:pStyle w:val="Compact"/>
-              <w:jc w:val="left"/>
-            </w:pPr>
-            <w:r>
-              <w:rPr>
-                <w:rStyle w:val="VerbatimChar"/>
-              </w:rPr>
-              <w:t xml:space="preserve">resume</w:t>
-            </w:r>
-          </w:p>
-        </w:tc>
-        <w:tc>
-          <w:tcPr/>
-          <w:p>
-            <w:pPr>
-              <w:pStyle w:val="Compact"/>
-              <w:jc w:val="left"/>
-            </w:pPr>
-            <w:r>
-              <w:t xml:space="preserve">an interrupted job or run</w:t>
-            </w:r>
-          </w:p>
-        </w:tc>
-        <w:tc>
-          <w:tcPr/>
-          <w:p>
-            <w:pPr>
-              <w:pStyle w:val="Compact"/>
-              <w:jc w:val="left"/>
-            </w:pPr>
-            <w:r>
-              <w:t xml:space="preserve">the latest trusted stage and missing downstream stages</w:t>
+            <w:r>
+              <w:t>resume</w:t>
+            </w:r>
+          </w:p>
+        </w:tc>
+        <w:tc>
+          <w:tcPr/>
+          <w:p>
+            <w:r>
+              <w:t>planned: a persisted trusted frontier</w:t>
+            </w:r>
+          </w:p>
+        </w:tc>
+        <w:tc>
+          <w:tcPr/>
+          <w:p>
+            <w:r>
+              <w:t>planned: skip trusted execution and continue only affected downstream work</w:t>
             </w:r>
           </w:p>
         </w:tc>
@@ -886,39 +732,24 @@
         <w:tc>
           <w:tcPr/>
           <w:p>
-            <w:pPr>
-              <w:pStyle w:val="Compact"/>
-              <w:jc w:val="left"/>
-            </w:pPr>
-            <w:r>
-              <w:rPr>
-                <w:rStyle w:val="VerbatimChar"/>
-              </w:rPr>
-              <w:t xml:space="preserve">memory</w:t>
-            </w:r>
-          </w:p>
-        </w:tc>
-        <w:tc>
-          <w:tcPr/>
-          <w:p>
-            <w:pPr>
-              <w:pStyle w:val="Compact"/>
-              <w:jc w:val="left"/>
-            </w:pPr>
-            <w:r>
-              <w:t xml:space="preserve">a failure signature or objective</w:t>
-            </w:r>
-          </w:p>
-        </w:tc>
-        <w:tc>
-          <w:tcPr/>
-          <w:p>
-            <w:pPr>
-              <w:pStyle w:val="Compact"/>
-              <w:jc w:val="left"/>
-            </w:pPr>
-            <w:r>
-              <w:t xml:space="preserve">similar reviewed repairs and their evidence</w:t>
+            <w:r>
+              <w:t>memory</w:t>
+            </w:r>
+          </w:p>
+        </w:tc>
+        <w:tc>
+          <w:tcPr/>
+          <w:p>
+            <w:r>
+              <w:t>planned: prior attempts, gaps, and evidence</w:t>
+            </w:r>
+          </w:p>
+        </w:tc>
+        <w:tc>
+          <w:tcPr/>
+          <w:p>
+            <w:r>
+              <w:t>planned: comparable reviewed evidence for replanning and stopping</w:t>
             </w:r>
           </w:p>
         </w:tc>
@@ -1104,15 +935,15 @@
         <w:pStyle w:val="FirstParagraph"/>
       </w:pPr>
       <w:r>
-        <w:t xml:space="preserve">Resume begins from the latest reviewed state, not from the latest conversation message. The agent receives the last trusted function-and-artifact boundary, the reviewed outputs that remain reusable, the first unresolved downstream region, and the constraints that still apply.</w:t>
-      </w:r>
-    </w:p>
-    <w:p>
-      <w:pPr>
-        <w:pStyle w:val="BodyText"/>
-      </w:pPr>
-      <w:r>
-        <w:t xml:space="preserve">It then selects the next valid action from that frontier. Re-running a chain skips stages whose receipts have already passed their gates.</w:t>
+        <w:t>Resume from a trusted frontier is a target operation rather than current execution behaviour. The repository persists run ancestry, review receipts, trust annotations, and a derived trusted frontier, so the state needed for resume is inspectable.</w:t>
+      </w:r>
+    </w:p>
+    <w:p>
+      <w:pPr>
+        <w:pStyle w:val="BodyText"/>
+      </w:pPr>
+      <w:r>
+        <w:t>Today, however, orchestration resumes only at stage or job level. After a repair, the selected source scope changes but the complete stage pipeline executes again. The runner does not yet skip trusted functions inside that pipeline.</w:t>
       </w:r>
     </w:p>
     <w:bookmarkEnd w:id="29"/>
@@ -1130,30 +961,15 @@
         <w:pStyle w:val="FirstParagraph"/>
       </w:pPr>
       <w:r>
-        <w:t xml:space="preserve">Planning reads trusted upstream outputs and known gaps to decide what should happen next. Memory retrieves comparable failures and reviewed repairs, with their evidence, so the agent can reuse previous learning without treating an old result as automatically valid.</w:t>
-      </w:r>
-    </w:p>
-    <w:p>
-      <w:pPr>
-        <w:pStyle w:val="BodyText"/>
-      </w:pPr>
-      <w:r>
-        <w:t xml:space="preserve">These operations are building blocks rather than separate features or one fixed sequence. The result of</w:t>
-      </w:r>
-      <w:r>
-        <w:t xml:space="preserve"> </w:t>
-      </w:r>
-      <w:r>
-        <w:rPr>
-          <w:rStyle w:val="VerbatimChar"/>
-        </w:rPr>
-        <w:t xml:space="preserve">review</w:t>
-      </w:r>
-      <w:r>
-        <w:t xml:space="preserve"> </w:t>
-      </w:r>
-      <w:r>
-        <w:t xml:space="preserve">determines how they are combined:</w:t>
+        <w:t>Current planning creates a bounded segment list before execution and passes retained coverage gaps to later preplanned segments. Job artifacts and repair ancestry preserve what has already happened. Retrieval of comparable historical failures, gap-directed replanning, and memory-guided selection of a new run are not yet implemented.</w:t>
+      </w:r>
+    </w:p>
+    <w:p>
+      <w:pPr>
+        <w:pStyle w:val="BodyText"/>
+      </w:pPr>
+      <w:r>
+        <w:t>The current and planned combinations should therefore be kept separate:</w:t>
       </w:r>
     </w:p>
     <w:p>
@@ -1165,59 +981,7 @@
         </w:numPr>
       </w:pPr>
       <w:r>
-        <w:t xml:space="preserve">If the result is</w:t>
-      </w:r>
-      <w:r>
-        <w:t xml:space="preserve"> </w:t>
-      </w:r>
-      <w:r>
-        <w:rPr>
-          <w:b/>
-          <w:bCs/>
-        </w:rPr>
-        <w:t xml:space="preserve">untrusted</w:t>
-      </w:r>
-      <w:r>
-        <w:t xml:space="preserve">, the system uses</w:t>
-      </w:r>
-      <w:r>
-        <w:t xml:space="preserve"> </w:t>
-      </w:r>
-      <w:r>
-        <w:rPr>
-          <w:rStyle w:val="VerbatimChar"/>
-        </w:rPr>
-        <w:t xml:space="preserve">retrace</w:t>
-      </w:r>
-      <w:r>
-        <w:t xml:space="preserve"> </w:t>
-      </w:r>
-      <w:r>
-        <w:t xml:space="preserve">where diagnosis is needed, applies</w:t>
-      </w:r>
-      <w:r>
-        <w:t xml:space="preserve"> </w:t>
-      </w:r>
-      <w:r>
-        <w:rPr>
-          <w:rStyle w:val="VerbatimChar"/>
-        </w:rPr>
-        <w:t xml:space="preserve">repair</w:t>
-      </w:r>
-      <w:r>
-        <w:t xml:space="preserve">, reruns only the affected work, and sends the new execution back through</w:t>
-      </w:r>
-      <w:r>
-        <w:t xml:space="preserve"> </w:t>
-      </w:r>
-      <w:r>
-        <w:rPr>
-          <w:rStyle w:val="VerbatimChar"/>
-        </w:rPr>
-        <w:t xml:space="preserve">review</w:t>
-      </w:r>
-      <w:r>
-        <w:t xml:space="preserve">.</w:t>
+        <w:t>Current: if a result is untrusted, the system selects an early graph-causal boundary, applies a source-scoped repair, reruns the complete stage, and reviews the new execution.</w:t>
       </w:r>
     </w:p>
     <w:p>
@@ -1229,35 +993,7 @@
         </w:numPr>
       </w:pPr>
       <w:r>
-        <w:t xml:space="preserve">If the result is</w:t>
-      </w:r>
-      <w:r>
-        <w:t xml:space="preserve"> </w:t>
-      </w:r>
-      <w:r>
-        <w:rPr>
-          <w:b/>
-          <w:bCs/>
-        </w:rPr>
-        <w:t xml:space="preserve">trusted and sufficient</w:t>
-      </w:r>
-      <w:r>
-        <w:t xml:space="preserve">,</w:t>
-      </w:r>
-      <w:r>
-        <w:t xml:space="preserve"> </w:t>
-      </w:r>
-      <w:r>
-        <w:rPr>
-          <w:rStyle w:val="VerbatimChar"/>
-        </w:rPr>
-        <w:t xml:space="preserve">resume</w:t>
-      </w:r>
-      <w:r>
-        <w:t xml:space="preserve"> </w:t>
-      </w:r>
-      <w:r>
-        <w:t xml:space="preserve">continues from the trusted frontier to the next unresolved stage, or finishes the chain.</w:t>
+        <w:t>Current: if demand is trusted, coverage may run; if trusted coverage is sufficient, final synthesis completes the chain.</w:t>
       </w:r>
     </w:p>
     <w:p>
@@ -1269,92 +1005,7 @@
         </w:numPr>
       </w:pPr>
       <w:r>
-        <w:t xml:space="preserve">If the result is</w:t>
-      </w:r>
-      <w:r>
-        <w:t xml:space="preserve"> </w:t>
-      </w:r>
-      <w:r>
-        <w:rPr>
-          <w:b/>
-          <w:bCs/>
-        </w:rPr>
-        <w:t xml:space="preserve">trusted but insufficient</w:t>
-      </w:r>
-      <w:r>
-        <w:t xml:space="preserve">, the system checks whether another iteration is likely to add useful evidence. It uses</w:t>
-      </w:r>
-      <w:r>
-        <w:t xml:space="preserve"> </w:t>
-      </w:r>
-      <w:r>
-        <w:rPr>
-          <w:rStyle w:val="VerbatimChar"/>
-        </w:rPr>
-        <w:t xml:space="preserve">retrace</w:t>
-      </w:r>
-      <w:r>
-        <w:t xml:space="preserve"> </w:t>
-      </w:r>
-      <w:r>
-        <w:t xml:space="preserve">to compare the current evidence with previous iterations,</w:t>
-      </w:r>
-      <w:r>
-        <w:t xml:space="preserve"> </w:t>
-      </w:r>
-      <w:r>
-        <w:rPr>
-          <w:rStyle w:val="VerbatimChar"/>
-        </w:rPr>
-        <w:t xml:space="preserve">memory</w:t>
-      </w:r>
-      <w:r>
-        <w:t xml:space="preserve"> </w:t>
-      </w:r>
-      <w:r>
-        <w:t xml:space="preserve">to recover what has already been tried,</w:t>
-      </w:r>
-      <w:r>
-        <w:t xml:space="preserve"> </w:t>
-      </w:r>
-      <w:r>
-        <w:rPr>
-          <w:rStyle w:val="VerbatimChar"/>
-        </w:rPr>
-        <w:t xml:space="preserve">planning</w:t>
-      </w:r>
-      <w:r>
-        <w:t xml:space="preserve"> </w:t>
-      </w:r>
-      <w:r>
-        <w:t xml:space="preserve">to target the remaining gaps, and</w:t>
-      </w:r>
-      <w:r>
-        <w:t xml:space="preserve"> </w:t>
-      </w:r>
-      <w:r>
-        <w:rPr>
-          <w:rStyle w:val="VerbatimChar"/>
-        </w:rPr>
-        <w:t xml:space="preserve">resume</w:t>
-      </w:r>
-      <w:r>
-        <w:t xml:space="preserve"> </w:t>
-      </w:r>
-      <w:r>
-        <w:t xml:space="preserve">to launch the next bounded run. The new result then returns to</w:t>
-      </w:r>
-      <w:r>
-        <w:t xml:space="preserve"> </w:t>
-      </w:r>
-      <w:r>
-        <w:rPr>
-          <w:rStyle w:val="VerbatimChar"/>
-        </w:rPr>
-        <w:t xml:space="preserve">review</w:t>
-      </w:r>
-      <w:r>
-        <w:t xml:space="preserve">.</w:t>
+        <w:t>Current partial hand-off: trusted but insufficient coverage passes retained gaps to the next preplanned segment. Planned: compare evidence across iterations, detect saturation, dynamically target uncovered needs, and resume only the affected execution branch.</w:t>
       </w:r>
     </w:p>
     <w:p>
@@ -1397,7 +1048,7 @@
         <w:pStyle w:val="BodyText"/>
       </w:pPr>
       <w:r>
-        <w:t>The naive version read a flat field from the coverage job's final_report.json: effectively, the job grading its own homework through a number with no independent review and no lineage. The graph version uses the operations as a control policy. Review gates each stage; retrace and repair recover untrusted work; memory and planning define a better next demand run; and resume moves the chain forward from the latest trusted frontier.</w:t>
+        <w:t>The naive version treated a flat sufficient field from the coverage output as enough to continue. The current graph-backed version independently reviews demand and coverage, blocks downstream execution until required units reach reusable trust, retains insufficient-coverage gaps, and scopes source repairs to a selected boundary. Evidence saturation, memory-guided replanning, and trusted-frontier execution resume are shown separately as planned extensions.</w:t>
       </w:r>
     </w:p>
     <w:p>
@@ -1406,7 +1057,7 @@
         <w:keepNext/>
       </w:pPr>
       <w:r>
-        <w:t>The control loop can be represented as follows:</w:t>
+        <w:t>The implemented control loop and its planned extensions can be represented as follows:</w:t>
       </w:r>
     </w:p>
     <w:p>
@@ -1418,8 +1069,8 @@
       <w:r>
         <w:drawing>
           <wp:inline>
-            <wp:extent cx="5577840" cy="6614079"/>
-            <wp:docPr id="1" name="Picture 1"/>
+            <wp:extent cx="5897880" cy="7470648"/>
+            <wp:docPr id="8" name="Picture 8"/>
             <wp:cNvGraphicFramePr>
               <a:graphicFrameLocks noChangeAspect="1"/>
             </wp:cNvGraphicFramePr>
@@ -1427,11 +1078,11 @@
               <a:graphicData uri="http://schemas.openxmlformats.org/drawingml/2006/picture">
                 <pic:pic>
                   <pic:nvPicPr>
-                    <pic:cNvPr id="0" name="demand_coverage_control_loop_clean.png"/>
+                    <pic:cNvPr id="0" name="demand_coverage_control_loop_v3.png"/>
                     <pic:cNvPicPr/>
                   </pic:nvPicPr>
                   <pic:blipFill>
-                    <a:blip r:embed="rId11"/>
+                    <a:blip r:embed="rId18"/>
                     <a:stretch>
                       <a:fillRect/>
                     </a:stretch>
@@ -1439,7 +1090,7 @@
                   <pic:spPr>
                     <a:xfrm>
                       <a:off x="0" y="0"/>
-                      <a:ext cx="5577840" cy="6614079"/>
+                      <a:ext cx="5897880" cy="7470648"/>
                     </a:xfrm>
                     <a:prstGeom prst="rect"/>
                   </pic:spPr>
@@ -1457,7 +1108,7 @@
         <w:jc w:val="center"/>
       </w:pPr>
       <w:r>
-        <w:t>How demand generation, coverage, review, and recovery operations form one control loop.</w:t>
+        <w:t>Current demand–coverage workflow and planned extensions. Solid paths are implemented, amber dashed paths are partial hand-offs, and grey dashed paths are planned.</w:t>
       </w:r>
     </w:p>
     <w:p>
@@ -1533,15 +1184,15 @@
           <w:tcPr/>
           <w:p>
             <w:r>
-              <w:t>review → retrace → repair → review</w:t>
-            </w:r>
-          </w:p>
-        </w:tc>
-        <w:tc>
-          <w:tcPr/>
-          <w:p>
-            <w:r>
-              <w:t>Repair only the affected demand branch. Do not proceed to coverage until the demand evidence is trustworthy.</w:t>
+              <w:t>review → retrace → repair → full-stage replay → review</w:t>
+            </w:r>
+          </w:p>
+        </w:tc>
+        <w:tc>
+          <w:tcPr/>
+          <w:p>
+            <w:r>
+              <w:t>Repair only the selected demand source scope, then rerun the complete demand stage. Coverage remains blocked until demand reaches reusable trust.</w:t>
             </w:r>
           </w:p>
         </w:tc>
@@ -1559,15 +1210,15 @@
           <w:tcPr/>
           <w:p>
             <w:r>
-              <w:t>review → resume</w:t>
-            </w:r>
-          </w:p>
-        </w:tc>
-        <w:tc>
-          <w:tcPr/>
-          <w:p>
-            <w:r>
-              <w:t>Pass the trusted demand outputs into coverage mapping.</w:t>
+              <w:t>review → coverage mapping</w:t>
+            </w:r>
+          </w:p>
+        </w:tc>
+        <w:tc>
+          <w:tcPr/>
+          <w:p>
+            <w:r>
+              <w:t>Pass the trusted demand result and trust context into coverage mapping.</w:t>
             </w:r>
           </w:p>
         </w:tc>
@@ -1585,15 +1236,15 @@
           <w:tcPr/>
           <w:p>
             <w:r>
-              <w:t>review → retrace → repair → review</w:t>
-            </w:r>
-          </w:p>
-        </w:tc>
-        <w:tc>
-          <w:tcPr/>
-          <w:p>
-            <w:r>
-              <w:t>Repair only the affected coverage branch. Do not widen demand until the coverage result itself is trustworthy.</w:t>
+              <w:t>review → retrace → repair → full-stage replay → review</w:t>
+            </w:r>
+          </w:p>
+        </w:tc>
+        <w:tc>
+          <w:tcPr/>
+          <w:p>
+            <w:r>
+              <w:t>Repair only the selected coverage source scope, then rerun the complete coverage stage.</w:t>
             </w:r>
           </w:p>
         </w:tc>
@@ -1611,15 +1262,15 @@
           <w:tcPr/>
           <w:p>
             <w:r>
-              <w:t>review → resume</w:t>
-            </w:r>
-          </w:p>
-        </w:tc>
-        <w:tc>
-          <w:tcPr/>
-          <w:p>
-            <w:r>
-              <w:t>Continue from the trusted frontier to the next downstream stage, or finish the chain.</w:t>
+              <w:t>review → final synthesis</w:t>
+            </w:r>
+          </w:p>
+        </w:tc>
+        <w:tc>
+          <w:tcPr/>
+          <w:p>
+            <w:r>
+              <w:t>Run final synthesis and finish the chain.</w:t>
             </w:r>
           </w:p>
         </w:tc>
@@ -1641,7 +1292,7 @@
           </w:tcPr>
           <w:p>
             <w:r>
-              <w:t>review → retrace across iterations → memory → planning → resume</w:t>
+              <w:t>review → retain gaps → next preplanned segment</w:t>
             </w:r>
           </w:p>
         </w:tc>
@@ -1651,7 +1302,7 @@
           </w:tcPr>
           <w:p>
             <w:r>
-              <w:t>Stop if the evidence has saturated. Otherwise, target the remaining gaps, launch a new demand run, and repeat demand review and coverage.</w:t>
+              <w:t>Pass retained gaps to the next preplanned segment. If no segment remains, report the gaps. Fingerprinting, saturation, dynamic replanning, and trusted-frontier resume are planned.</w:t>
             </w:r>
           </w:p>
         </w:tc>
@@ -1674,13 +1325,7 @@
         </w:numPr>
       </w:pPr>
       <w:r>
-        <w:rPr>
-          <w:b/>
-        </w:rPr>
-        <w:t>Planning and resume launch demand generation.</w:t>
-      </w:r>
-      <w:r>
-        <w:t xml:space="preserve"> Planning uses the remaining coverage gaps and relevant memory to define the next demand search. Resume starts that bounded run from the latest trusted frontier.</w:t>
+        <w:t>The current workflow plans a bounded list of segments up front, then authors and executes a demand pipeline for the active segment.</w:t>
       </w:r>
     </w:p>
     <w:p>
@@ -1692,13 +1337,7 @@
         </w:numPr>
       </w:pPr>
       <w:r>
-        <w:rPr>
-          <w:b/>
-        </w:rPr>
-        <w:t>Review gates the demand evidence.</w:t>
-      </w:r>
-      <w:r>
-        <w:t xml:space="preserve"> If the demand evidence is untrusted, retrace finds the unreliable boundary, repair reruns only that branch, and the new evidence returns to review. Coverage does not run yet.</w:t>
+        <w:t>Review gates the demand evidence. If a required demand unit is untrusted, retrace selects the earliest graph-causal boundary, repair changes only the selected source scope, and the complete demand stage is rerun before review.</w:t>
       </w:r>
     </w:p>
     <w:p>
@@ -1710,13 +1349,7 @@
         </w:numPr>
       </w:pPr>
       <w:r>
-        <w:rPr>
-          <w:b/>
-        </w:rPr>
-        <w:t>Trusted demand moves forward into coverage.</w:t>
-      </w:r>
-      <w:r>
-        <w:t xml:space="preserve"> Resume passes the reviewed demand outputs to coverage mapping.</w:t>
+        <w:t>Trusted demand moves forward into coverage. The reviewed demand result and trust context are passed to the coverage pipeline.</w:t>
       </w:r>
     </w:p>
     <w:p>
@@ -1728,13 +1361,7 @@
         </w:numPr>
       </w:pPr>
       <w:r>
-        <w:rPr>
-          <w:b/>
-        </w:rPr>
-        <w:t>Review also gates the coverage result.</w:t>
-      </w:r>
-      <w:r>
-        <w:t xml:space="preserve"> If coverage is untrusted, retrace and repair operate only on the coverage branch and return the repaired result to coverage review. The system does not widen demand yet.</w:t>
+        <w:t>Review also gates the coverage result. If coverage is untrusted, retrace and repair select a coverage source scope, but the complete coverage stage is rerun before review.</w:t>
       </w:r>
     </w:p>
     <w:p>
@@ -1746,13 +1373,7 @@
         </w:numPr>
       </w:pPr>
       <w:r>
-        <w:rPr>
-          <w:b/>
-        </w:rPr>
-        <w:t>Trusted coverage determines whether the chain finishes.</w:t>
-      </w:r>
-      <w:r>
-        <w:t xml:space="preserve"> If coverage is sufficient, resume continues downstream or completes the chain.</w:t>
+        <w:t>Trusted coverage determines whether the chain finishes. If coverage is sufficient, final synthesis completes the chain.</w:t>
       </w:r>
     </w:p>
     <w:p>
@@ -1764,13 +1385,7 @@
         </w:numPr>
       </w:pPr>
       <w:r>
-        <w:rPr>
-          <w:b/>
-        </w:rPr>
-        <w:t>Trusted but insufficient coverage returns the system to demand generation.</w:t>
-      </w:r>
-      <w:r>
-        <w:t xml:space="preserve"> Retrace compares demand-evidence fingerprints across iterations. If the evidence has saturated, memory supports a stop decision. If another run may add evidence, memory recovers prior attempts, planning targets the uncovered needs, and resume launches the next demand run.</w:t>
+        <w:t>If trusted coverage is insufficient, the current workflow retains its gaps and processed evidence and moves to the next preplanned segment. Demand-evidence fingerprints, saturation detection, dynamic gap-directed planning, and execution resume from the trusted frontier remain planned extensions.</w:t>
       </w:r>
     </w:p>
     <w:p>
@@ -1786,7 +1401,7 @@
         <w:pStyle w:val="BlockText"/>
       </w:pPr>
       <w:r>
-        <w:t>planning → resume → demand generation → review → coverage mapping → review → either finish, repair the affected stage, or use retrace + memory + planning + resume to return to demand generation</w:t>
+        <w:t>current: plan segments → demand generation → review → repair and full-stage replay if needed → coverage mapping → review → either finish, continue with the next preplanned segment, or report remaining gaps</w:t>
       </w:r>
     </w:p>
     <w:p>
@@ -1794,23 +1409,23 @@
         <w:pStyle w:val="FirstParagraph"/>
       </w:pPr>
       <w:r>
-        <w:t>The centre of the loop is now explicit: trusted demand moves forward into coverage; trusted but insufficient coverage moves back into a better-targeted demand run. All six operations control that movement, although not every operation runs on every pass.</w:t>
-      </w:r>
-    </w:p>
-    <w:p>
-      <w:pPr>
-        <w:pStyle w:val="BodyText"/>
-      </w:pPr>
-      <w:r>
-        <w:t>The mechanism has now been exercised in a live demand-stage repair loop. The clean GPT-5.5 run produced an initial 102-node Etiq graph. Three source-scoped repairs produced graphs with 70, 42, and 102 nodes. Each version returned through strict review, and the workflow failed closed when the final review requested a fourth repair after the configured three-repair allowance was exhausted. Coverage correctly did not run because demand evidence never reached reusable trust.</w:t>
-      </w:r>
-    </w:p>
-    <w:p>
-      <w:pPr>
-        <w:pStyle w:val="BodyText"/>
-      </w:pPr>
-      <w:r>
-        <w:t>This is live evidence for review → repair → rerun, but not yet for the complete demand → coverage → demand loop. The run also exposed a control limitation: all three repairs selected the first failed unit, discover_public_sources, while retrieve_source_documents remained unresolved. Repair target selection must advance among unresolved faulty units, and branch-local execution still needs to be measured separately.</w:t>
+        <w:t>The distinction is explicit: the repository already uses Etiq capture, validated review receipts, causal repair targeting, and trust gates to control movement. It does not yet use evidence saturation or the trusted frontier to resume only an affected execution branch.</w:t>
+      </w:r>
+    </w:p>
+    <w:p>
+      <w:pPr>
+        <w:pStyle w:val="BodyText"/>
+      </w:pPr>
+      <w:r>
+        <w:t>The implemented mechanism has been exercised through demand-stage review, graph-causal repair selection, source-scope validation, complete-stage replay, and repair-effectiveness accounting. Coverage remains blocked whenever demand does not reach reusable trust.</w:t>
+      </w:r>
+    </w:p>
+    <w:p>
+      <w:pPr>
+        <w:pStyle w:val="BodyText"/>
+      </w:pPr>
+      <w:r>
+        <w:t>The latest controlled comparison did not reach reusable trust in any arm, so it provides no observation of the coverage half of the loop. It evaluates context selection and repair behaviour within the demand stage; the complete demand → coverage → further-demand cycle remains future experimental work.</w:t>
       </w:r>
     </w:p>
     <w:bookmarkEnd w:id="32"/>
@@ -1828,7 +1443,7 @@
         <w:pStyle w:val="FirstParagraph"/>
       </w:pPr>
       <w:r>
-        <w:t xml:space="preserve">The bounded-review benchmark compared two context regimes. The loop needs a separate measurement design. To keep the distinction between what is implemented and what is observed clear, we separate the checks already verified against the recorded graph from the measures a live run will produce.</w:t>
+        <w:t>The current benchmark measures demand-stage review and repair. The complete loop needs a separate measurement design. The checks below separate what has been verified in the repository from measures that remain open until coverage and multi-iteration demand runs execute.</w:t>
       </w:r>
     </w:p>
     <w:bookmarkStart w:id="33" w:name="verified-against-the-completed-run"/>
@@ -1885,24 +1500,16 @@
         <w:tc>
           <w:tcPr/>
           <w:p>
-            <w:pPr>
-              <w:pStyle w:val="Compact"/>
-              <w:jc w:val="left"/>
-            </w:pPr>
-            <w:r>
-              <w:t xml:space="preserve">Trusted-frontier read of the completed coverage job</w:t>
-            </w:r>
-          </w:p>
-        </w:tc>
-        <w:tc>
-          <w:tcPr/>
-          <w:p>
-            <w:pPr>
-              <w:pStyle w:val="Compact"/>
-              <w:jc w:val="left"/>
-            </w:pPr>
-            <w:r>
-              <w:t xml:space="preserve">trusted; 8 promoted nodes; 5 not-covered, 1 partial</w:t>
+            <w:r>
+              <w:t>Final selected lineage</w:t>
+            </w:r>
+          </w:p>
+        </w:tc>
+        <w:tc>
+          <w:tcPr/>
+          <w:p>
+            <w:r>
+              <w:t>130 captured nodes, 267 captured relationships, and 4 derived review units</w:t>
             </w:r>
           </w:p>
         </w:tc>
@@ -1911,24 +1518,16 @@
         <w:tc>
           <w:tcPr/>
           <w:p>
-            <w:pPr>
-              <w:pStyle w:val="Compact"/>
-              <w:jc w:val="left"/>
-            </w:pPr>
-            <w:r>
-              <w:t xml:space="preserve">Demand-evidence fingerprint, using per-node content hashes</w:t>
-            </w:r>
-          </w:p>
-        </w:tc>
-        <w:tc>
-          <w:tcPr/>
-          <w:p>
-            <w:pPr>
-              <w:pStyle w:val="Compact"/>
-              <w:jc w:val="left"/>
-            </w:pPr>
-            <w:r>
-              <w:t xml:space="preserve">deterministic across repeated reads</w:t>
+            <w:r>
+              <w:t>Arm isolation</w:t>
+            </w:r>
+          </w:p>
+        </w:tc>
+        <w:tc>
+          <w:tcPr/>
+          <w:p>
+            <w:r>
+              <w:t>4 context arms; fresh ephemeral Codex sessions; no cross-arm history</w:t>
             </w:r>
           </w:p>
         </w:tc>
@@ -1937,33 +1536,16 @@
         <w:tc>
           <w:tcPr/>
           <w:p>
-            <w:pPr>
-              <w:pStyle w:val="Compact"/>
-              <w:jc w:val="left"/>
-            </w:pPr>
-            <w:r>
-              <w:t xml:space="preserve">Anchored planning query (</w:t>
-            </w:r>
-            <w:r>
-              <w:rPr>
-                <w:rStyle w:val="VerbatimChar"/>
-              </w:rPr>
-              <w:t xml:space="preserve">operation=planning</w:t>
-            </w:r>
-            <w:r>
-              <w:t xml:space="preserve">)</w:t>
-            </w:r>
-          </w:p>
-        </w:tc>
-        <w:tc>
-          <w:tcPr/>
-          <w:p>
-            <w:pPr>
-              <w:pStyle w:val="Compact"/>
-              <w:jc w:val="left"/>
-            </w:pPr>
-            <w:r>
-              <w:t xml:space="preserve">selected; 18-node slice</w:t>
+            <w:r>
+              <w:t>Frozen replay</w:t>
+            </w:r>
+          </w:p>
+        </w:tc>
+        <w:tc>
+          <w:tcPr/>
+          <w:p>
+            <w:r>
+              <w:t>One recorded HTTP corpus replayed independently after every accepted repair</w:t>
             </w:r>
           </w:p>
         </w:tc>
@@ -1972,24 +1554,16 @@
         <w:tc>
           <w:tcPr/>
           <w:p>
-            <w:pPr>
-              <w:pStyle w:val="Compact"/>
-              <w:jc w:val="left"/>
-            </w:pPr>
-            <w:r>
-              <w:t xml:space="preserve">Untrusted-verdict routing</w:t>
-            </w:r>
-          </w:p>
-        </w:tc>
-        <w:tc>
-          <w:tcPr/>
-          <w:p>
-            <w:pPr>
-              <w:pStyle w:val="Compact"/>
-              <w:jc w:val="left"/>
-            </w:pPr>
-            <w:r>
-              <w:t xml:space="preserve">routes to repair, not to a fresh demand run</w:t>
+            <w:r>
+              <w:t>Repair accounting</w:t>
+            </w:r>
+          </w:p>
+        </w:tc>
+        <w:tc>
+          <w:tcPr/>
+          <w:p>
+            <w:r>
+              <w:t>3 repairs per arm; effective: semantic 0, history 1, full Etiq 0, selected Etiq 1</w:t>
             </w:r>
           </w:p>
         </w:tc>
@@ -1998,20 +1572,16 @@
         <w:tc>
           <w:tcPr/>
           <w:p>
-            <w:pPr>
-              <w:pStyle w:val="Compact"/>
-              <w:jc w:val="left"/>
-            </w:pPr>
-            <w:r>
-              <w:t xml:space="preserve">Regression test suite and full-chain dry run</w:t>
-            </w:r>
-          </w:p>
-        </w:tc>
-        <w:tc>
-          <w:tcPr/>
-          <w:p>
-            <w:r>
-              <w:t>23 tests pass; invalid generated bundles now receive a fresh authoring retry before execution</w:t>
+            <w:r>
+              <w:t>Final reusable trust</w:t>
+            </w:r>
+          </w:p>
+        </w:tc>
+        <w:tc>
+          <w:tcPr/>
+          <w:p>
+            <w:r>
+              <w:t>No arm reached reusable trust after three repairs</w:t>
             </w:r>
           </w:p>
         </w:tc>
@@ -2023,7 +1593,7 @@
           </w:tcPr>
           <w:p>
             <w:r>
-              <w:t>Fresh GPT-5.5 demand-stage loop</w:t>
+              <w:t>Regression suite</w:t>
             </w:r>
           </w:p>
         </w:tc>
@@ -2033,7 +1603,7 @@
           </w:tcPr>
           <w:p>
             <w:r>
-              <w:t>4 Etiq executions: 102 → 70 → 42 → 102 nodes; failed closed before coverage after a fourth repair request</w:t>
+              <w:t>39 tests pass</w:t>
             </w:r>
           </w:p>
         </w:tc>
@@ -2045,7 +1615,7 @@
           </w:tcPr>
           <w:p>
             <w:r>
-              <w:t>Scoped repair audit</w:t>
+              <w:t>Context result</w:t>
             </w:r>
           </w:p>
         </w:tc>
@@ -2055,7 +1625,7 @@
           </w:tcPr>
           <w:p>
             <w:r>
-              <w:t>3 persisted repair diffs; every accepted source change stayed inside discover_public_sources</w:t>
+              <w:t>Selected Etiq used 24.8% fewer input tokens than full Etiq and 45.1% fewer than accumulated history</w:t>
             </w:r>
           </w:p>
         </w:tc>
@@ -2067,7 +1637,7 @@
           </w:tcPr>
           <w:p>
             <w:r>
-              <w:t>Controlled review-context replay</w:t>
+              <w:t>Open loop measures</w:t>
             </w:r>
           </w:p>
         </w:tc>
@@ -2077,7 +1647,7 @@
           </w:tcPr>
           <w:p>
             <w:r>
-              <w:t>Graph-selected context matched full-Etiq issue coverage with 64% and 61% fewer input tokens on the initial and latest runs</w:t>
+              <w:t>Coverage sufficiency, evidence fingerprints, saturation, and gap-directed replanning remain unmeasured</w:t>
             </w:r>
           </w:p>
         </w:tc>
@@ -2216,7 +1786,7 @@
         <w:pStyle w:val="FirstParagraph"/>
       </w:pPr>
       <w:r>
-        <w:t>The fresh run supplies one observation for repair and context selection, but it is not a statistically powered benchmark and it did not reach coverage. Iterations to coverage sufficiency, saturation stops, and planning-seed efficacy therefore remain open. Repair recovery was 0/3 in this run: every patch executed successfully, but none produced reusable trust before the repair allowance ended.</w:t>
+        <w:t>The controlled run supplies one observation for context selection and repair, not a statistically powered benchmark. No arm reached reusable trust. history_full and etiq_selected each produced one repair classified as effective; semantic_only and etiq_full produced none. Coverage sufficiency, saturation stops, and gap-directed planning therefore remain unmeasured.</w:t>
       </w:r>
     </w:p>
     <w:bookmarkEnd w:id="34"/>
@@ -2243,139 +1813,31 @@
         <w:pStyle w:val="BodyText"/>
       </w:pPr>
       <w:r>
-        <w:rPr>
-          <w:b/>
-          <w:bCs/>
-        </w:rPr>
-        <w:t xml:space="preserve">Capture.</w:t>
-      </w:r>
-      <w:r>
-        <w:t xml:space="preserve"> </w:t>
-      </w:r>
-      <w:r>
-        <w:t xml:space="preserve">Every scanned entry point adds its observed execution to the append-only ledgers.</w:t>
-      </w:r>
-    </w:p>
-    <w:p>
-      <w:pPr>
-        <w:pStyle w:val="BodyText"/>
-      </w:pPr>
-      <w:r>
-        <w:rPr>
-          <w:b/>
-          <w:bCs/>
-        </w:rPr>
-        <w:t xml:space="preserve">Annotation.</w:t>
-      </w:r>
-      <w:r>
-        <w:t xml:space="preserve"> </w:t>
-      </w:r>
-      <w:r>
-        <w:t xml:space="preserve">The agent or reviewer can attach annotations such as</w:t>
-      </w:r>
-      <w:r>
-        <w:t xml:space="preserve"> </w:t>
-      </w:r>
-      <w:r>
-        <w:rPr>
-          <w:rStyle w:val="VerbatimChar"/>
-        </w:rPr>
-        <w:t xml:space="preserve">review</w:t>
-      </w:r>
-      <w:r>
-        <w:t xml:space="preserve">,</w:t>
-      </w:r>
-      <w:r>
-        <w:t xml:space="preserve"> </w:t>
-      </w:r>
-      <w:r>
-        <w:rPr>
-          <w:rStyle w:val="VerbatimChar"/>
-        </w:rPr>
-        <w:t xml:space="preserve">status</w:t>
-      </w:r>
-      <w:r>
-        <w:t xml:space="preserve">,</w:t>
-      </w:r>
-      <w:r>
-        <w:t xml:space="preserve"> </w:t>
-      </w:r>
-      <w:r>
-        <w:rPr>
-          <w:rStyle w:val="VerbatimChar"/>
-        </w:rPr>
-        <w:t xml:space="preserve">failure</w:t>
-      </w:r>
-      <w:r>
-        <w:t xml:space="preserve">,</w:t>
-      </w:r>
-      <w:r>
-        <w:t xml:space="preserve"> </w:t>
-      </w:r>
-      <w:r>
-        <w:rPr>
-          <w:rStyle w:val="VerbatimChar"/>
-        </w:rPr>
-        <w:t xml:space="preserve">repair</w:t>
-      </w:r>
-      <w:r>
-        <w:t xml:space="preserve">,</w:t>
-      </w:r>
-      <w:r>
-        <w:t xml:space="preserve"> </w:t>
-      </w:r>
-      <w:r>
-        <w:rPr>
-          <w:rStyle w:val="VerbatimChar"/>
-        </w:rPr>
-        <w:t xml:space="preserve">memory_link</w:t>
-      </w:r>
-      <w:r>
-        <w:t xml:space="preserve">, or</w:t>
-      </w:r>
-      <w:r>
-        <w:t xml:space="preserve"> </w:t>
-      </w:r>
-      <w:r>
-        <w:rPr>
-          <w:rStyle w:val="VerbatimChar"/>
-        </w:rPr>
-        <w:t xml:space="preserve">policy</w:t>
-      </w:r>
-      <w:r>
-        <w:t xml:space="preserve"> </w:t>
-      </w:r>
-      <w:r>
-        <w:t xml:space="preserve">to a node or edge. A review annotation may promote trust, but only through a validated receipt.</w:t>
-      </w:r>
-    </w:p>
-    <w:p>
-      <w:pPr>
-        <w:pStyle w:val="BodyText"/>
-      </w:pPr>
-      <w:r>
-        <w:t xml:space="preserve">The trusted frontier is</w:t>
-      </w:r>
-      <w:r>
-        <w:t xml:space="preserve"> </w:t>
-      </w:r>
-      <w:r>
-        <w:rPr>
-          <w:b/>
-          <w:bCs/>
-        </w:rPr>
-        <w:t xml:space="preserve">derived rather than stored</w:t>
-      </w:r>
-      <w:r>
-        <w:t xml:space="preserve">. A node counts as trusted when the latest authoritative review annotation says so. Downstream trust is recomputed from those decisions instead of being read from a mutable field.</w:t>
-      </w:r>
-    </w:p>
-    <w:p>
-      <w:pPr>
-        <w:pStyle w:val="BodyText"/>
-      </w:pPr>
-      <w:r>
-        <w:t xml:space="preserve">Underneath this is the function-and-artifact graph described earlier: executed functions and their observed data states appear as alternating nodes, joined by consumes and produces edges. Each substantive node carries a content hash. This allows evidence from one iteration to be compared with evidence from another and allows planning queries to walk lineage from a selected node.</w:t>
+        <w:t>Capture. Every Etiq-executed pipeline writes a stored snapshot of its observed functions, artifacts, and captured relationships. Job events and trust annotations are appended to separate JSONL records.</w:t>
+      </w:r>
+    </w:p>
+    <w:p>
+      <w:pPr>
+        <w:pStyle w:val="BodyText"/>
+      </w:pPr>
+      <w:r>
+        <w:t>Annotation. A validated review receipt can append trust, suspect, failure, non-pipeline, or downstream-invalidation annotations to review units. These judgments remain separate from captured Etiq nodes and relationships.</w:t>
+      </w:r>
+    </w:p>
+    <w:p>
+      <w:pPr>
+        <w:pStyle w:val="BodyText"/>
+      </w:pPr>
+      <w:r>
+        <w:t>The trusted frontier is derived rather than stored as a mutable truth field. A unit counts as reusable only when its latest authoritative annotation says trusted_for_reuse and its required upstream units are also reusable. The resulting frontier projection is persisted for inspection.</w:t>
+      </w:r>
+    </w:p>
+    <w:p>
+      <w:pPr>
+        <w:pStyle w:val="BodyText"/>
+      </w:pPr>
+      <w:r>
+        <w:t>Underneath this is the function-and-artifact graph described earlier. Captured records carry stable references, bounded value representations, and hashes. These support integrity checks and cross-run comparison, but the current workflow does not yet compute demand-evidence fingerprints or use hashes for saturation decisions.</w:t>
       </w:r>
     </w:p>
     <w:bookmarkEnd w:id="36"/>
@@ -2385,7 +1847,7 @@
         <w:pStyle w:val="Heading2"/>
       </w:pPr>
       <w:r>
-        <w:t xml:space="preserve">Orchestration and worker communication</w:t>
+        <w:t>Current orchestration</w:t>
       </w:r>
     </w:p>
     <w:p>
@@ -2393,56 +1855,23 @@
         <w:pStyle w:val="FirstParagraph"/>
       </w:pPr>
       <w:r>
-        <w:rPr>
-          <w:b/>
-          <w:bCs/>
-        </w:rPr>
-        <w:t xml:space="preserve">The orchestration itself joins the graph.</w:t>
-      </w:r>
-      <w:r>
-        <w:t xml:space="preserve"> </w:t>
-      </w:r>
-      <w:r>
-        <w:t xml:space="preserve">Chains of jobs—plan, run, and review—are driven by a declarative specification through a runner that is also scanned. Launches, gate decisions, and approval pauses therefore appear as execution evidence rather than remaining in opaque shell scripts.</w:t>
-      </w:r>
-    </w:p>
-    <w:p>
-      <w:pPr>
-        <w:pStyle w:val="BodyText"/>
-      </w:pPr>
-      <w:r>
-        <w:rPr>
-          <w:b/>
-          <w:bCs/>
-        </w:rPr>
-        <w:t xml:space="preserve">Workers communicate through the graph.</w:t>
-      </w:r>
-      <w:r>
-        <w:t xml:space="preserve"> </w:t>
-      </w:r>
-      <w:r>
-        <w:t xml:space="preserve">Delegated tasks carry graph references as inputs. The worker runtime resolves a bounded slice of the referenced evidence into the local model’s context. Results return as artifacts linked to the delegating stage, with those references preserved. Workers do not communicate directly with one another; a downstream worker consumes an upstream worker’s registered output nodes.</w:t>
-      </w:r>
-    </w:p>
-    <w:p>
-      <w:pPr>
-        <w:pStyle w:val="BodyText"/>
-      </w:pPr>
-      <w:r>
-        <w:t xml:space="preserve">In our implementation tests, small local models needed</w:t>
-      </w:r>
-      <w:r>
-        <w:t xml:space="preserve"> </w:t>
-      </w:r>
-      <w:r>
-        <w:rPr>
-          <w:b/>
-          <w:bCs/>
-        </w:rPr>
-        <w:t xml:space="preserve">grammar-constrained generation</w:t>
-      </w:r>
-      <w:r>
-        <w:t xml:space="preserve">—enforcement of the output schema at the sampler—to behave reliably as schema-bound workers. They were useful for bounded extraction and drafting tasks, but final judgment remained with the stronger model.</w:t>
+        <w:t>The repository runs one synchronous local workflow. It plans segments, asks fresh Codex sessions to author stage pipelines, executes those pipelines through Etiq, validates their semantic outputs, reviews captured evidence, and either repairs, advances, or fails closed.</w:t>
+      </w:r>
+    </w:p>
+    <w:p>
+      <w:pPr>
+        <w:pStyle w:val="BodyText"/>
+      </w:pPr>
+      <w:r>
+        <w:t>Codex invocations communicate only through explicit persisted packages. Each invocation runs in an ephemeral session with a strict invocation-directory read boundary; it does not inherit another reviewer’s conversation or an experimental arm’s history unless that context mode explicitly supplies branch-local artifacts.</w:t>
+      </w:r>
+    </w:p>
+    <w:p>
+      <w:pPr>
+        <w:pStyle w:val="BodyText"/>
+      </w:pPr>
+      <w:r>
+        <w:t>There is no separate local-model worker layer in the current implementation. The controlled experiment uses GPT-5.5 for all review and repair arms so context selection—not model identity—is the variable being compared.</w:t>
       </w:r>
     </w:p>
     <w:bookmarkEnd w:id="37"/>
@@ -2460,7 +1889,7 @@
         <w:pStyle w:val="FirstParagraph"/>
       </w:pPr>
       <w:r>
-        <w:t xml:space="preserve">The architecture should be judged on whether it improves context selection and agent decisions, not simply on whether it produces a graph.</w:t>
+        <w:t>The architecture should be judged on whether it improves context selection, review quality, and repair outcomes, not simply on whether it produces a graph.</w:t>
       </w:r>
     </w:p>
     <w:p>
@@ -2536,7 +1965,7 @@
         <w:pStyle w:val="FirstParagraph"/>
       </w:pPr>
       <w:r>
-        <w:t xml:space="preserve">Implementation adds verifier metrics that validated receipts make computable:</w:t>
+        <w:t>The current implementation also makes the following verifier and repair metrics computable:</w:t>
       </w:r>
     </w:p>
     <w:p>
@@ -2548,7 +1977,7 @@
         </w:numPr>
       </w:pPr>
       <w:r>
-        <w:t xml:space="preserve">trusted-then-invalidated rate, as a proxy for receipt precision;</w:t>
+        <w:t>effective repairs: whether the targeted function is no longer flagged in a later review;</w:t>
       </w:r>
     </w:p>
     <w:p>
@@ -2560,7 +1989,7 @@
         </w:numPr>
       </w:pPr>
       <w:r>
-        <w:t xml:space="preserve">suspect-confirmed rate;</w:t>
+        <w:t>unresolved function boundaries under a common blind judge;</w:t>
       </w:r>
     </w:p>
     <w:p>
@@ -2572,7 +2001,7 @@
         </w:numPr>
       </w:pPr>
       <w:r>
-        <w:t xml:space="preserve">expansion efficiency—whether drilling into nested helpers changed a verdict;</w:t>
+        <w:t>expansion and artifact-inspection requests;</w:t>
       </w:r>
     </w:p>
     <w:p>
@@ -2584,7 +2013,7 @@
         </w:numPr>
       </w:pPr>
       <w:r>
-        <w:t xml:space="preserve">boundary-alignment rate; and</w:t>
+        <w:t>boundary versus faulty-node repair scope; and</w:t>
       </w:r>
     </w:p>
     <w:p>
@@ -2596,7 +2025,7 @@
         </w:numPr>
       </w:pPr>
       <w:r>
-        <w:t xml:space="preserve">rerun scope per repair.</w:t>
+        <w:t>reported tokens, cached input, output tokens, and elapsed time per branch.</w:t>
       </w:r>
     </w:p>
     <w:p>
@@ -2604,7 +2033,7 @@
         <w:pStyle w:val="FirstParagraph"/>
       </w:pPr>
       <w:r>
-        <w:t xml:space="preserve">The context builder also writes a standard accounting artifact for every decision: the full available context, the bounded context supplied, what was included, and what was excluded and why.</w:t>
+        <w:t>The context builder writes accounting with each review package: available and selected node and relationship counts, estimated package size, reported input tokens, and expansion state. Controlled results additionally aggregate actual Codex-reported usage across each branch.</w:t>
       </w:r>
     </w:p>
     <w:bookmarkEnd w:id="38"/>
@@ -2614,16 +2043,7 @@
         <w:pStyle w:val="Heading2"/>
       </w:pPr>
       <w:r>
-        <w:t xml:space="preserve">Experiment: bounded review</w:t>
-      </w:r>
-    </w:p>
-    <w:bookmarkStart w:id="39" w:name="setup"/>
-    <w:p>
-      <w:pPr>
-        <w:pStyle w:val="Heading3"/>
-      </w:pPr>
-      <w:r>
-        <w:t xml:space="preserve">Setup</w:t>
+        <w:t>Controlled end-to-end graph-context comparison</w:t>
       </w:r>
     </w:p>
     <w:p>
@@ -2631,553 +2051,6 @@
         <w:pStyle w:val="FirstParagraph"/>
       </w:pPr>
       <w:r>
-        <w:t xml:space="preserve">OpenClaw is the command and approval interface. Codex owns planning and final review. Bounded local workers, using pydantic-ai over a local Llama endpoint, prepare structured evidence.</w:t>
-      </w:r>
-    </w:p>
-    <w:p>
-      <w:pPr>
-        <w:pStyle w:val="BodyText"/>
-      </w:pPr>
-      <w:r>
-        <w:t xml:space="preserve">A new three-stage chain ran end to end from scratch: demand-discovery planning, an approved fresh demand run against public sources, and a pipeline review. Every Python execution was captured through the scanner, and the review produced receipts over the observed boundaries.</w:t>
-      </w:r>
-    </w:p>
-    <w:bookmarkEnd w:id="39"/>
-    <w:bookmarkStart w:id="40" w:name="benchmark"/>
-    <w:p>
-      <w:pPr>
-        <w:pStyle w:val="Heading3"/>
-      </w:pPr>
-      <w:r>
-        <w:t xml:space="preserve">Benchmark</w:t>
-      </w:r>
-    </w:p>
-    <w:p>
-      <w:pPr>
-        <w:pStyle w:val="FirstParagraph"/>
-      </w:pPr>
-      <w:r>
-        <w:t xml:space="preserve">Two review jobs judged the same completed demand run under two context regimes:</w:t>
-      </w:r>
-    </w:p>
-    <w:p>
-      <w:pPr>
-        <w:pStyle w:val="Compact"/>
-        <w:numPr>
-          <w:ilvl w:val="0"/>
-          <w:numId w:val="1010"/>
-        </w:numPr>
-      </w:pPr>
-      <w:r>
-        <w:rPr>
-          <w:b/>
-          <w:bCs/>
-        </w:rPr>
-        <w:t xml:space="preserve">Graph-bounded review:</w:t>
-      </w:r>
-      <w:r>
-        <w:t xml:space="preserve"> </w:t>
-      </w:r>
-      <w:r>
-        <w:t xml:space="preserve">the reviewer received sectioned packets selected from the graph, with full accounting.</w:t>
-      </w:r>
-    </w:p>
-    <w:p>
-      <w:pPr>
-        <w:pStyle w:val="Compact"/>
-        <w:numPr>
-          <w:ilvl w:val="0"/>
-          <w:numId w:val="1010"/>
-        </w:numPr>
-      </w:pPr>
-      <w:r>
-        <w:rPr>
-          <w:b/>
-          <w:bCs/>
-        </w:rPr>
-        <w:t xml:space="preserve">Full-history baseline:</w:t>
-      </w:r>
-      <w:r>
-        <w:t xml:space="preserve"> </w:t>
-      </w:r>
-      <w:r>
-        <w:t xml:space="preserve">the reviewer could read anything in the complete job folder and logged what it consumed.</w:t>
-      </w:r>
-    </w:p>
-    <w:p>
-      <w:pPr>
-        <w:pStyle w:val="FirstParagraph"/>
-      </w:pPr>
-      <w:r>
-        <w:t xml:space="preserve">We compared tokens delivered per decision, total available context, stage coverage, agreement between the two reviewers, and wall-clock time. This was one target with one run per arm, and consumption in the baseline arm was self-reported. The result is therefore directional evidence, not a controlled study.</w:t>
-      </w:r>
-    </w:p>
-    <w:bookmarkEnd w:id="40"/>
-    <w:bookmarkStart w:id="41" w:name="results"/>
-    <w:p>
-      <w:pPr>
-        <w:pStyle w:val="Heading3"/>
-      </w:pPr>
-      <w:r>
-        <w:t xml:space="preserve">Results</w:t>
-      </w:r>
-    </w:p>
-    <w:tbl>
-      <w:tblPr>
-        <w:tblStyle w:val="Table"/>
-        <w:tblW w:type="pct" w:w="5000"/>
-        <w:jc w:val="left"/>
-        <w:tblLayout w:type="fixed"/>
-        <w:tblLook w:firstRow="1" w:lastRow="0" w:firstColumn="0" w:lastColumn="0" w:noHBand="0" w:noVBand="0" w:val="0020"/>
-      </w:tblPr>
-      <w:tblGrid>
-        <w:gridCol w:w="2640"/>
-        <w:gridCol w:w="2640"/>
-        <w:gridCol w:w="2640"/>
-      </w:tblGrid>
-      <w:tr>
-        <w:trPr>
-          <w:tblHeader w:val="on"/>
-        </w:trPr>
-        <w:tc>
-          <w:tcPr/>
-          <w:p>
-            <w:pPr>
-              <w:pStyle w:val="Compact"/>
-              <w:jc w:val="left"/>
-            </w:pPr>
-            <w:r>
-              <w:t xml:space="preserve">Metric</w:t>
-            </w:r>
-          </w:p>
-        </w:tc>
-        <w:tc>
-          <w:tcPr/>
-          <w:p>
-            <w:pPr>
-              <w:pStyle w:val="Compact"/>
-              <w:jc w:val="left"/>
-            </w:pPr>
-            <w:r>
-              <w:t xml:space="preserve">Graph-bounded</w:t>
-            </w:r>
-          </w:p>
-        </w:tc>
-        <w:tc>
-          <w:tcPr/>
-          <w:p>
-            <w:pPr>
-              <w:pStyle w:val="Compact"/>
-              <w:jc w:val="left"/>
-            </w:pPr>
-            <w:r>
-              <w:t xml:space="preserve">Full-history baseline</w:t>
-            </w:r>
-          </w:p>
-        </w:tc>
-      </w:tr>
-      <w:tr>
-        <w:tc>
-          <w:tcPr/>
-          <w:p>
-            <w:pPr>
-              <w:pStyle w:val="Compact"/>
-              <w:jc w:val="left"/>
-            </w:pPr>
-            <w:r>
-              <w:t xml:space="preserve">Tokens delivered per decision</w:t>
-            </w:r>
-          </w:p>
-        </w:tc>
-        <w:tc>
-          <w:tcPr/>
-          <w:p>
-            <w:pPr>
-              <w:pStyle w:val="Compact"/>
-              <w:jc w:val="left"/>
-            </w:pPr>
-            <w:r>
-              <w:t xml:space="preserve">63,529</w:t>
-            </w:r>
-          </w:p>
-        </w:tc>
-        <w:tc>
-          <w:tcPr/>
-          <w:p>
-            <w:pPr>
-              <w:pStyle w:val="Compact"/>
-              <w:jc w:val="left"/>
-            </w:pPr>
-            <w:r>
-              <w:t xml:space="preserve">57,650 (self-reported estimate)</w:t>
-            </w:r>
-          </w:p>
-        </w:tc>
-      </w:tr>
-      <w:tr>
-        <w:tc>
-          <w:tcPr/>
-          <w:p>
-            <w:pPr>
-              <w:pStyle w:val="Compact"/>
-              <w:jc w:val="left"/>
-            </w:pPr>
-            <w:r>
-              <w:t xml:space="preserve">Full context available per decision</w:t>
-            </w:r>
-          </w:p>
-        </w:tc>
-        <w:tc>
-          <w:tcPr/>
-          <w:p>
-            <w:pPr>
-              <w:pStyle w:val="Compact"/>
-              <w:jc w:val="left"/>
-            </w:pPr>
-            <w:r>
-              <w:t xml:space="preserve">96,219</w:t>
-            </w:r>
-          </w:p>
-        </w:tc>
-        <w:tc>
-          <w:tcPr/>
-          <w:p>
-            <w:pPr>
-              <w:pStyle w:val="Compact"/>
-              <w:jc w:val="left"/>
-            </w:pPr>
-            <w:r>
-              <w:t xml:space="preserve">same corpus</w:t>
-            </w:r>
-          </w:p>
-        </w:tc>
-      </w:tr>
-      <w:tr>
-        <w:tc>
-          <w:tcPr/>
-          <w:p>
-            <w:pPr>
-              <w:pStyle w:val="Compact"/>
-              <w:jc w:val="left"/>
-            </w:pPr>
-            <w:r>
-              <w:t xml:space="preserve">Mean reduction relative to full available context</w:t>
-            </w:r>
-          </w:p>
-        </w:tc>
-        <w:tc>
-          <w:tcPr/>
-          <w:p>
-            <w:pPr>
-              <w:pStyle w:val="Compact"/>
-              <w:jc w:val="left"/>
-            </w:pPr>
-            <w:r>
-              <w:t xml:space="preserve">1.54×</w:t>
-            </w:r>
-          </w:p>
-        </w:tc>
-        <w:tc>
-          <w:tcPr/>
-          <w:p>
-            <w:pPr>
-              <w:pStyle w:val="Compact"/>
-              <w:jc w:val="left"/>
-            </w:pPr>
-            <w:r>
-              <w:t xml:space="preserve">—</w:t>
-            </w:r>
-          </w:p>
-        </w:tc>
-      </w:tr>
-      <w:tr>
-        <w:tc>
-          <w:tcPr/>
-          <w:p>
-            <w:pPr>
-              <w:pStyle w:val="Compact"/>
-              <w:jc w:val="left"/>
-            </w:pPr>
-            <w:r>
-              <w:t xml:space="preserve">Stages decided</w:t>
-            </w:r>
-          </w:p>
-        </w:tc>
-        <w:tc>
-          <w:tcPr/>
-          <w:p>
-            <w:pPr>
-              <w:pStyle w:val="Compact"/>
-              <w:jc w:val="left"/>
-            </w:pPr>
-            <w:r>
-              <w:t xml:space="preserve">7 / 7</w:t>
-            </w:r>
-          </w:p>
-        </w:tc>
-        <w:tc>
-          <w:tcPr/>
-          <w:p>
-            <w:pPr>
-              <w:pStyle w:val="Compact"/>
-              <w:jc w:val="left"/>
-            </w:pPr>
-            <w:r>
-              <w:t xml:space="preserve">7 / 7</w:t>
-            </w:r>
-          </w:p>
-        </w:tc>
-      </w:tr>
-      <w:tr>
-        <w:tc>
-          <w:tcPr/>
-          <w:p>
-            <w:pPr>
-              <w:pStyle w:val="Compact"/>
-              <w:jc w:val="left"/>
-            </w:pPr>
-            <w:r>
-              <w:t xml:space="preserve">Wall-clock minutes</w:t>
-            </w:r>
-          </w:p>
-        </w:tc>
-        <w:tc>
-          <w:tcPr/>
-          <w:p>
-            <w:pPr>
-              <w:pStyle w:val="Compact"/>
-              <w:jc w:val="left"/>
-            </w:pPr>
-            <w:r>
-              <w:t xml:space="preserve">14.1</w:t>
-            </w:r>
-          </w:p>
-        </w:tc>
-        <w:tc>
-          <w:tcPr/>
-          <w:p>
-            <w:pPr>
-              <w:pStyle w:val="Compact"/>
-              <w:jc w:val="left"/>
-            </w:pPr>
-            <w:r>
-              <w:t xml:space="preserve">15.8</w:t>
-            </w:r>
-          </w:p>
-        </w:tc>
-      </w:tr>
-      <w:tr>
-        <w:tc>
-          <w:tcPr/>
-          <w:p>
-            <w:pPr>
-              <w:pStyle w:val="Compact"/>
-              <w:jc w:val="left"/>
-            </w:pPr>
-            <w:r>
-              <w:t xml:space="preserve">Exact decision agreement</w:t>
-            </w:r>
-          </w:p>
-        </w:tc>
-        <w:tc>
-          <w:tcPr/>
-          <w:p>
-            <w:pPr>
-              <w:pStyle w:val="Compact"/>
-              <w:jc w:val="left"/>
-            </w:pPr>
-            <w:r>
-              <w:t xml:space="preserve">1 / 7</w:t>
-            </w:r>
-          </w:p>
-        </w:tc>
-        <w:tc>
-          <w:tcPr/>
-          <w:p>
-            <w:pPr>
-              <w:pStyle w:val="Compact"/>
-            </w:pPr>
-          </w:p>
-        </w:tc>
-      </w:tr>
-      <w:tr>
-        <w:tc>
-          <w:tcPr/>
-          <w:p>
-            <w:pPr>
-              <w:pStyle w:val="Compact"/>
-              <w:jc w:val="left"/>
-            </w:pPr>
-            <w:r>
-              <w:t xml:space="preserve">Agreement counting graded-trust adjacency</w:t>
-            </w:r>
-          </w:p>
-        </w:tc>
-        <w:tc>
-          <w:tcPr/>
-          <w:p>
-            <w:pPr>
-              <w:pStyle w:val="Compact"/>
-              <w:jc w:val="left"/>
-            </w:pPr>
-            <w:r>
-              <w:t xml:space="preserve">7 / 7</w:t>
-            </w:r>
-          </w:p>
-        </w:tc>
-        <w:tc>
-          <w:tcPr/>
-          <w:p>
-            <w:pPr>
-              <w:pStyle w:val="Compact"/>
-            </w:pPr>
-          </w:p>
-        </w:tc>
-      </w:tr>
-    </w:tbl>
-    <w:p>
-      <w:pPr>
-        <w:pStyle w:val="BodyText"/>
-      </w:pPr>
-      <w:r>
-        <w:t xml:space="preserve">At first glance, the reviewers appeared to disagree on six of the seven stages. The bounded reviewer marked them as trusted, while the baseline marked them as suspect. Their reasoning, however, showed that the difference was mainly one of vocabulary.</w:t>
-      </w:r>
-    </w:p>
-    <w:p>
-      <w:pPr>
-        <w:pStyle w:val="BodyText"/>
-      </w:pPr>
-      <w:r>
-        <w:t xml:space="preserve">For every contested stage, the bounded verdict was specifically</w:t>
-      </w:r>
-      <w:r>
-        <w:t xml:space="preserve"> </w:t>
-      </w:r>
-      <w:r>
-        <w:rPr>
-          <w:rStyle w:val="VerbatimChar"/>
-        </w:rPr>
-        <w:t xml:space="preserve">trusted_for_reporting</w:t>
-      </w:r>
-      <w:r>
-        <w:t xml:space="preserve">: acceptable to cite in a summary, but not strong enough for downstream work to build on. The baseline’s</w:t>
-      </w:r>
-      <w:r>
-        <w:t xml:space="preserve"> </w:t>
-      </w:r>
-      <w:r>
-        <w:t xml:space="preserve">“</w:t>
-      </w:r>
-      <w:r>
-        <w:t xml:space="preserve">suspect</w:t>
-      </w:r>
-      <w:r>
-        <w:t xml:space="preserve">”</w:t>
-      </w:r>
-      <w:r>
-        <w:t xml:space="preserve"> </w:t>
-      </w:r>
-      <w:r>
-        <w:t xml:space="preserve">verdict meant almost the same thing. Both reviewers identified the same cause: the main collection run had exceeded its scan timeout, so the available execution evidence was thinner than the output files.</w:t>
-      </w:r>
-    </w:p>
-    <w:p>
-      <w:pPr>
-        <w:pStyle w:val="BodyText"/>
-      </w:pPr>
-      <w:r>
-        <w:t xml:space="preserve">The reviewers therefore reached the same substantive position in different vocabularies. Exact label agreement was 1/7, but agreement rose to 7/7 when adjacent graded-trust states were treated as equivalent.</w:t>
-      </w:r>
-    </w:p>
-    <w:p>
-      <w:pPr>
-        <w:pStyle w:val="BodyText"/>
-      </w:pPr>
-      <w:r>
-        <w:t xml:space="preserve">Three lessons follow.</w:t>
-      </w:r>
-    </w:p>
-    <w:p>
-      <w:pPr>
-        <w:pStyle w:val="BodyText"/>
-      </w:pPr>
-      <w:r>
-        <w:t xml:space="preserve">First, the bounded reviewer reached substantively equivalent conclusions while receiving approximately one-third less context than was available in the full corpus. It did not, in this first run, receive fewer tokens than the baseline reviewer reported consuming.</w:t>
-      </w:r>
-    </w:p>
-    <w:p>
-      <w:pPr>
-        <w:pStyle w:val="BodyText"/>
-      </w:pPr>
-      <w:r>
-        <w:t xml:space="preserve">Second, binary agreement is the wrong measure for graded trust.</w:t>
-      </w:r>
-      <w:r>
-        <w:t xml:space="preserve"> </w:t>
-      </w:r>
-      <w:r>
-        <w:t xml:space="preserve">“</w:t>
-      </w:r>
-      <w:r>
-        <w:t xml:space="preserve">Trusted for reporting only</w:t>
-      </w:r>
-      <w:r>
-        <w:t xml:space="preserve">”</w:t>
-      </w:r>
-      <w:r>
-        <w:t xml:space="preserve"> </w:t>
-      </w:r>
-      <w:r>
-        <w:t xml:space="preserve">and</w:t>
-      </w:r>
-      <w:r>
-        <w:t xml:space="preserve"> </w:t>
-      </w:r>
-      <w:r>
-        <w:t xml:space="preserve">“</w:t>
-      </w:r>
-      <w:r>
-        <w:t xml:space="preserve">suspect</w:t>
-      </w:r>
-      <w:r>
-        <w:t xml:space="preserve">”</w:t>
-      </w:r>
-      <w:r>
-        <w:t xml:space="preserve"> </w:t>
-      </w:r>
-      <w:r>
-        <w:t xml:space="preserve">are neighbouring positions, not opposites.</w:t>
-      </w:r>
-    </w:p>
-    <w:p>
-      <w:pPr>
-        <w:pStyle w:val="BodyText"/>
-      </w:pPr>
-      <w:r>
-        <w:t xml:space="preserve">Third, the bounded design repeated the same orientation material—the job objective and plan—once for each of seven stage packets. Batching several stages into one packet should spread that cost. The per-decision accounting produced by the bounded system makes this possible to tune.</w:t>
-      </w:r>
-    </w:p>
-    <w:p>
-      <w:pPr>
-        <w:pStyle w:val="BodyText"/>
-      </w:pPr>
-      <w:r>
-        <w:t xml:space="preserve">One further asymmetry should remain explicit: the bounded arm’s consumption is measured by construction, while the baseline’s consumption is whatever the reviewer reported reading.</w:t>
-      </w:r>
-    </w:p>
-    <w:p>
-      <w:pPr>
-        <w:pStyle w:val="Heading3"/>
-      </w:pPr>
-      <w:r>
-        <w:t>Controlled graph-context comparison</w:t>
-      </w:r>
-    </w:p>
-    <w:p>
-      <w:pPr>
-        <w:pStyle w:val="FirstParagraph"/>
-      </w:pPr>
-      <w:r>
         <w:t>The latest experiment tests outcomes, not reviewer agreement alone. One successful pipeline execution and its network responses were frozen. Four branches then ran independently: every Codex invocation used a fresh ephemeral session; no arm could see another arm’s prompts, decisions, code changes, or results; and each branch replayed the same recorded source corpus after every accepted repair.</w:t>
       </w:r>
     </w:p>
@@ -3226,12 +2099,13 @@
         <w:pStyle w:val="BodyText"/>
       </w:pPr>
       <w:r>
-        <w:t>Each arm was allowed three scoped repair and replay cycles. “Effective” below means that the accepted code change removed at least one previously observed issue in the replayed result without merely moving the label. Final outcomes were rejudged by separate fresh graph-selected judges using the same contract. An initial attempt to use one full-graph judge exceeded the 1,048,576-character request limit; it was discarded and did not supply evidence to the replacement judges.</w:t>
+        <w:t>Each arm was allowed three scoped repair and replay cycles. “Effective” means that the targeted function was no longer failed or suspect in the next branch review. Final outcomes were rejudged by separate fresh graph-selected judges using the same contract. An initial attempt to use one full-graph judge exceeded the 1,048,576-character request limit; it was discarded and did not supply evidence to the replacement judges.</w:t>
       </w:r>
     </w:p>
     <w:tbl>
       <w:tblPr>
         <w:tblW w:type="auto" w:w="0"/>
+        <w:tblLayout w:type="fixed"/>
         <w:tblLook w:firstColumn="1" w:firstRow="1" w:lastColumn="0" w:lastRow="0" w:noHBand="0" w:noVBand="1" w:val="04A0"/>
       </w:tblPr>
       <w:tblGrid>
@@ -3245,60 +2119,78 @@
       <w:tr>
         <w:tc>
           <w:tcPr>
-            <w:tcW w:type="dxa" w:w="1560"/>
+            <w:tcW w:type="dxa" w:w="1843"/>
           </w:tcPr>
           <w:p>
             <w:r>
+              <w:rPr>
+                <w:sz w:val="19"/>
+              </w:rPr>
               <w:t>Context</w:t>
             </w:r>
           </w:p>
         </w:tc>
         <w:tc>
           <w:tcPr>
-            <w:tcW w:type="dxa" w:w="1560"/>
+            <w:tcW w:type="dxa" w:w="893"/>
           </w:tcPr>
           <w:p>
             <w:r>
+              <w:rPr>
+                <w:sz w:val="19"/>
+              </w:rPr>
               <w:t>Repairs</w:t>
             </w:r>
           </w:p>
         </w:tc>
         <w:tc>
           <w:tcPr>
-            <w:tcW w:type="dxa" w:w="1560"/>
+            <w:tcW w:type="dxa" w:w="1037"/>
           </w:tcPr>
           <w:p>
             <w:r>
+              <w:rPr>
+                <w:sz w:val="19"/>
+              </w:rPr>
               <w:t>Effective</w:t>
             </w:r>
           </w:p>
         </w:tc>
         <w:tc>
           <w:tcPr>
-            <w:tcW w:type="dxa" w:w="1560"/>
+            <w:tcW w:type="dxa" w:w="1469"/>
           </w:tcPr>
           <w:p>
             <w:r>
+              <w:rPr>
+                <w:sz w:val="19"/>
+              </w:rPr>
               <w:t>Input tokens</w:t>
             </w:r>
           </w:p>
         </w:tc>
         <w:tc>
           <w:tcPr>
-            <w:tcW w:type="dxa" w:w="1560"/>
+            <w:tcW w:type="dxa" w:w="1987"/>
           </w:tcPr>
           <w:p>
             <w:r>
+              <w:rPr>
+                <w:sz w:val="19"/>
+              </w:rPr>
               <w:t>Final unresolved boundaries</w:t>
             </w:r>
           </w:p>
         </w:tc>
         <w:tc>
           <w:tcPr>
-            <w:tcW w:type="dxa" w:w="1560"/>
+            <w:tcW w:type="dxa" w:w="1123"/>
           </w:tcPr>
           <w:p>
             <w:r>
+              <w:rPr>
+                <w:sz w:val="19"/>
+              </w:rPr>
               <w:t>Time</w:t>
             </w:r>
           </w:p>
@@ -3307,60 +2199,78 @@
       <w:tr>
         <w:tc>
           <w:tcPr>
-            <w:tcW w:type="dxa" w:w="1560"/>
+            <w:tcW w:type="dxa" w:w="1843"/>
           </w:tcPr>
           <w:p>
             <w:r>
+              <w:rPr>
+                <w:sz w:val="19"/>
+              </w:rPr>
               <w:t>semantic_only</w:t>
             </w:r>
           </w:p>
         </w:tc>
         <w:tc>
           <w:tcPr>
-            <w:tcW w:type="dxa" w:w="1560"/>
+            <w:tcW w:type="dxa" w:w="893"/>
           </w:tcPr>
           <w:p>
             <w:r>
+              <w:rPr>
+                <w:sz w:val="19"/>
+              </w:rPr>
               <w:t>3</w:t>
             </w:r>
           </w:p>
         </w:tc>
         <w:tc>
           <w:tcPr>
-            <w:tcW w:type="dxa" w:w="1560"/>
+            <w:tcW w:type="dxa" w:w="1037"/>
           </w:tcPr>
           <w:p>
             <w:r>
+              <w:rPr>
+                <w:sz w:val="19"/>
+              </w:rPr>
               <w:t>0/3</w:t>
             </w:r>
           </w:p>
         </w:tc>
         <w:tc>
           <w:tcPr>
-            <w:tcW w:type="dxa" w:w="1560"/>
+            <w:tcW w:type="dxa" w:w="1469"/>
           </w:tcPr>
           <w:p>
             <w:r>
+              <w:rPr>
+                <w:sz w:val="19"/>
+              </w:rPr>
               <w:t>568,715</w:t>
             </w:r>
           </w:p>
         </w:tc>
         <w:tc>
           <w:tcPr>
-            <w:tcW w:type="dxa" w:w="1560"/>
+            <w:tcW w:type="dxa" w:w="1987"/>
           </w:tcPr>
           <w:p>
             <w:r>
+              <w:rPr>
+                <w:sz w:val="19"/>
+              </w:rPr>
               <w:t>4</w:t>
             </w:r>
           </w:p>
         </w:tc>
         <w:tc>
           <w:tcPr>
-            <w:tcW w:type="dxa" w:w="1560"/>
+            <w:tcW w:type="dxa" w:w="1123"/>
           </w:tcPr>
           <w:p>
             <w:r>
+              <w:rPr>
+                <w:sz w:val="19"/>
+              </w:rPr>
               <w:t>568.1 s</w:t>
             </w:r>
           </w:p>
@@ -3369,60 +2279,78 @@
       <w:tr>
         <w:tc>
           <w:tcPr>
-            <w:tcW w:type="dxa" w:w="1560"/>
+            <w:tcW w:type="dxa" w:w="1843"/>
           </w:tcPr>
           <w:p>
             <w:r>
+              <w:rPr>
+                <w:sz w:val="19"/>
+              </w:rPr>
               <w:t>history_full</w:t>
             </w:r>
           </w:p>
         </w:tc>
         <w:tc>
           <w:tcPr>
-            <w:tcW w:type="dxa" w:w="1560"/>
+            <w:tcW w:type="dxa" w:w="893"/>
           </w:tcPr>
           <w:p>
             <w:r>
+              <w:rPr>
+                <w:sz w:val="19"/>
+              </w:rPr>
               <w:t>3</w:t>
             </w:r>
           </w:p>
         </w:tc>
         <w:tc>
           <w:tcPr>
-            <w:tcW w:type="dxa" w:w="1560"/>
+            <w:tcW w:type="dxa" w:w="1037"/>
           </w:tcPr>
           <w:p>
             <w:r>
+              <w:rPr>
+                <w:sz w:val="19"/>
+              </w:rPr>
               <w:t>1/3</w:t>
             </w:r>
           </w:p>
         </w:tc>
         <w:tc>
           <w:tcPr>
-            <w:tcW w:type="dxa" w:w="1560"/>
+            <w:tcW w:type="dxa" w:w="1469"/>
           </w:tcPr>
           <w:p>
             <w:r>
+              <w:rPr>
+                <w:sz w:val="19"/>
+              </w:rPr>
               <w:t>1,824,533</w:t>
             </w:r>
           </w:p>
         </w:tc>
         <w:tc>
           <w:tcPr>
-            <w:tcW w:type="dxa" w:w="1560"/>
+            <w:tcW w:type="dxa" w:w="1987"/>
           </w:tcPr>
           <w:p>
             <w:r>
+              <w:rPr>
+                <w:sz w:val="19"/>
+              </w:rPr>
               <w:t>4</w:t>
             </w:r>
           </w:p>
         </w:tc>
         <w:tc>
           <w:tcPr>
-            <w:tcW w:type="dxa" w:w="1560"/>
+            <w:tcW w:type="dxa" w:w="1123"/>
           </w:tcPr>
           <w:p>
             <w:r>
+              <w:rPr>
+                <w:sz w:val="19"/>
+              </w:rPr>
               <w:t>Not recorded</w:t>
             </w:r>
           </w:p>
@@ -3431,60 +2359,78 @@
       <w:tr>
         <w:tc>
           <w:tcPr>
-            <w:tcW w:type="dxa" w:w="1560"/>
+            <w:tcW w:type="dxa" w:w="1843"/>
           </w:tcPr>
           <w:p>
             <w:r>
+              <w:rPr>
+                <w:sz w:val="19"/>
+              </w:rPr>
               <w:t>etiq_full</w:t>
             </w:r>
           </w:p>
         </w:tc>
         <w:tc>
           <w:tcPr>
-            <w:tcW w:type="dxa" w:w="1560"/>
+            <w:tcW w:type="dxa" w:w="893"/>
           </w:tcPr>
           <w:p>
             <w:r>
+              <w:rPr>
+                <w:sz w:val="19"/>
+              </w:rPr>
               <w:t>3</w:t>
             </w:r>
           </w:p>
         </w:tc>
         <w:tc>
           <w:tcPr>
-            <w:tcW w:type="dxa" w:w="1560"/>
+            <w:tcW w:type="dxa" w:w="1037"/>
           </w:tcPr>
           <w:p>
             <w:r>
+              <w:rPr>
+                <w:sz w:val="19"/>
+              </w:rPr>
               <w:t>0/3</w:t>
             </w:r>
           </w:p>
         </w:tc>
         <w:tc>
           <w:tcPr>
-            <w:tcW w:type="dxa" w:w="1560"/>
+            <w:tcW w:type="dxa" w:w="1469"/>
           </w:tcPr>
           <w:p>
             <w:r>
+              <w:rPr>
+                <w:sz w:val="19"/>
+              </w:rPr>
               <w:t>1,331,686</w:t>
             </w:r>
           </w:p>
         </w:tc>
         <w:tc>
           <w:tcPr>
-            <w:tcW w:type="dxa" w:w="1560"/>
+            <w:tcW w:type="dxa" w:w="1987"/>
           </w:tcPr>
           <w:p>
             <w:r>
+              <w:rPr>
+                <w:sz w:val="19"/>
+              </w:rPr>
               <w:t>3</w:t>
             </w:r>
           </w:p>
         </w:tc>
         <w:tc>
           <w:tcPr>
-            <w:tcW w:type="dxa" w:w="1560"/>
+            <w:tcW w:type="dxa" w:w="1123"/>
           </w:tcPr>
           <w:p>
             <w:r>
+              <w:rPr>
+                <w:sz w:val="19"/>
+              </w:rPr>
               <w:t>508.4 s</w:t>
             </w:r>
           </w:p>
@@ -3493,60 +2439,78 @@
       <w:tr>
         <w:tc>
           <w:tcPr>
-            <w:tcW w:type="dxa" w:w="1560"/>
+            <w:tcW w:type="dxa" w:w="1843"/>
           </w:tcPr>
           <w:p>
             <w:r>
+              <w:rPr>
+                <w:sz w:val="19"/>
+              </w:rPr>
               <w:t>etiq_selected</w:t>
             </w:r>
           </w:p>
         </w:tc>
         <w:tc>
           <w:tcPr>
-            <w:tcW w:type="dxa" w:w="1560"/>
+            <w:tcW w:type="dxa" w:w="893"/>
           </w:tcPr>
           <w:p>
             <w:r>
+              <w:rPr>
+                <w:sz w:val="19"/>
+              </w:rPr>
               <w:t>3</w:t>
             </w:r>
           </w:p>
         </w:tc>
         <w:tc>
           <w:tcPr>
-            <w:tcW w:type="dxa" w:w="1560"/>
+            <w:tcW w:type="dxa" w:w="1037"/>
           </w:tcPr>
           <w:p>
             <w:r>
+              <w:rPr>
+                <w:sz w:val="19"/>
+              </w:rPr>
               <w:t>1/3</w:t>
             </w:r>
           </w:p>
         </w:tc>
         <w:tc>
           <w:tcPr>
-            <w:tcW w:type="dxa" w:w="1560"/>
+            <w:tcW w:type="dxa" w:w="1469"/>
           </w:tcPr>
           <w:p>
             <w:r>
+              <w:rPr>
+                <w:sz w:val="19"/>
+              </w:rPr>
               <w:t>1,000,797</w:t>
             </w:r>
           </w:p>
         </w:tc>
         <w:tc>
           <w:tcPr>
-            <w:tcW w:type="dxa" w:w="1560"/>
+            <w:tcW w:type="dxa" w:w="1987"/>
           </w:tcPr>
           <w:p>
             <w:r>
+              <w:rPr>
+                <w:sz w:val="19"/>
+              </w:rPr>
               <w:t>2</w:t>
             </w:r>
           </w:p>
         </w:tc>
         <w:tc>
           <w:tcPr>
-            <w:tcW w:type="dxa" w:w="1560"/>
+            <w:tcW w:type="dxa" w:w="1123"/>
           </w:tcPr>
           <w:p>
             <w:r>
+              <w:rPr>
+                <w:sz w:val="19"/>
+              </w:rPr>
               <w:t>722.1 s</w:t>
             </w:r>
           </w:p>
@@ -3566,15 +2530,15 @@
         <w:pStyle w:val="BodyText"/>
       </w:pPr>
       <w:r>
-        <w:t>No arm reached reusable trust after three repairs, so this run is directional rather than a claim of solved long-horizon repair. The meaningful result is the trade-off. etiq_selected used 24.8% fewer input tokens than etiq_full and ended with two rather than three unresolved boundaries. Relative to history_full it used 45.1% fewer input tokens and ended with two rather than four unresolved boundaries. semantic_only was cheapest, but it left all four judged boundaries unresolved; etiq_selected used 76.0% more input tokens than semantic_only, while the blind judge reported two fewer unresolved boundaries.</w:t>
-      </w:r>
-    </w:p>
-    <w:p>
-      <w:pPr>
-        <w:pStyle w:val="BodyText"/>
-      </w:pPr>
-      <w:r>
-        <w:t>The selected arm’s single effective repair and smaller unresolved set support the graph-selection hypothesis, but its longer elapsed time and the absence of final trust show that selection alone is not enough. Root-cause targeting and repair quality remain the limiting parts of the controller. The next experiments should repeat the frozen-corpus design across more jobs and report final trust, effective repairs, regressions, unresolved causal boundaries, tokens, and time together.</w:t>
+        <w:t>No arm reached reusable trust after three repairs, so this run is directional rather than a claim of solved long-horizon repair. etiq_selected used 24.8% fewer input tokens than etiq_full and its fresh blind judge reported two rather than three unresolved boundaries. Relative to history_full it used 45.1% fewer input tokens and its blind judge reported two rather than four. semantic_only was cheapest and its judge reported four unresolved boundaries; etiq_selected used 76.0% more input tokens and its judge reported two. These boundary counts are model judgments, not proof that two repairs succeeded: only define_research_plan was directly classified as resolved in the selected branch, while the retrieve_public_sources difference reflects disagreement between the branch review and the fresh judge.</w:t>
+      </w:r>
+    </w:p>
+    <w:p>
+      <w:pPr>
+        <w:pStyle w:val="BodyText"/>
+      </w:pPr>
+      <w:r>
+        <w:t>The selected arm’s one directly effective repair and smaller blind-judge issue set justify further testing of graph selection, but its longer elapsed time and the absence of final trust show that selection alone is not enough. Root-cause targeting and repair quality remain the limiting parts of the controller. The next experiments should repeat the frozen-corpus design across more jobs and report final trust, effective repairs, reviewer disagreement, regressions, unresolved causal boundaries, tokens, and time together.</w:t>
       </w:r>
     </w:p>
     <w:p>
@@ -3645,15 +2609,15 @@
         <w:pStyle w:val="BodyText"/>
       </w:pPr>
       <w:r>
-        <w:t xml:space="preserve">Trust is therefore a depth signal: is the collected evidence sound? It leaves a second axis unmeasured: recall, or whether the system looked widely enough. The loop above is the first instance of a broader mechanism intended to address that gap across different kinds of jobs.</w:t>
-      </w:r>
-    </w:p>
-    <w:p>
-      <w:pPr>
-        <w:pStyle w:val="BodyText"/>
-      </w:pPr>
-      <w:r>
-        <w:t xml:space="preserve">Every enumerating stage draws a consumed subset from a candidate frontier: sources for demand, capability pairings for coverage, or channels for distribution. The nouns change, but the recall problem is the same. We use three separate checks rather than collapsing them into one invented score:</w:t>
+        <w:t>Trust is therefore a depth signal: is the collected evidence sound? It leaves a second axis unmeasured: recall, or whether the system looked widely enough. A future demand–coverage loop needs an explicit mechanism for that second axis.</w:t>
+      </w:r>
+    </w:p>
+    <w:p>
+      <w:pPr>
+        <w:pStyle w:val="BodyText"/>
+      </w:pPr>
+      <w:r>
+        <w:t>Every enumerating stage draws a consumed subset from a candidate frontier: sources for demand, capability pairings for coverage, or channels for distribution. The nouns change, but the recall problem is the same. A future implementation should keep three checks separate rather than collapse them into one invented score:</w:t>
       </w:r>
     </w:p>
     <w:p>
@@ -3709,17 +2673,7 @@
         </w:numPr>
       </w:pPr>
       <w:r>
-        <w:rPr>
-          <w:b/>
-          <w:bCs/>
-        </w:rPr>
-        <w:t xml:space="preserve">Saturation:</w:t>
-      </w:r>
-      <w:r>
-        <w:t xml:space="preserve"> </w:t>
-      </w:r>
-      <w:r>
-        <w:t xml:space="preserve">output stability under input perturbation. This is tested through leave-one-out analysis over the collected evidence, using the downstream decision itself as the threshold, together with a simple support-multiplicity check. A ranked conclusion supported by only one source is not robust to that source being removed.</w:t>
+        <w:t>Saturation: output stability under input perturbation. One possible test is leave-one-out analysis over collected evidence, using the downstream decision as the threshold, together with a support-multiplicity check. A ranked conclusion supported by only one source is not robust to that source being removed.</w:t>
       </w:r>
     </w:p>
     <w:p>
@@ -3727,31 +2681,31 @@
         <w:pStyle w:val="FirstParagraph"/>
       </w:pPr>
       <w:r>
-        <w:t xml:space="preserve">The boundary contract’s requirement for pure stages with declared inputs is what makes leave-one-out testing mechanisable.</w:t>
-      </w:r>
-    </w:p>
-    <w:p>
-      <w:pPr>
-        <w:pStyle w:val="BodyText"/>
-      </w:pPr>
-      <w:r>
-        <w:t xml:space="preserve">These checks remain part of the graph rather than sitting beside it. The function-and-artifact view already records declared and observed artifacts at each boundary. The candidate frontier reuses the existing artifact-role field, and the resulting coverage judgment is attached as a node annotation like any other review judgment.</w:t>
-      </w:r>
-    </w:p>
-    <w:p>
-      <w:pPr>
-        <w:pStyle w:val="BodyText"/>
-      </w:pPr>
-      <w:r>
-        <w:t xml:space="preserve">There is also an important limit. The candidate list is itself model-authored. A coverage ratio against that list is therefore a completion check, not proof of recall against an unknown universe. Claiming otherwise would create false precision. Saturation and stratum coverage are the more honest measures available.</w:t>
-      </w:r>
-    </w:p>
-    <w:p>
-      <w:pPr>
-        <w:pStyle w:val="BodyText"/>
-      </w:pPr>
-      <w:r>
-        <w:t xml:space="preserve">The general mechanism has been designed, and its first instance is included in the demand-to-coverage loop. Applying it across all job types is an engineering change that has been scoped but not yet completed.</w:t>
+        <w:t>Pure stages with declared inputs would make leave-one-out testing mechanisable, but the current workflow does not run this test.</w:t>
+      </w:r>
+    </w:p>
+    <w:p>
+      <w:pPr>
+        <w:pStyle w:val="BodyText"/>
+      </w:pPr>
+      <w:r>
+        <w:t>These future checks could remain graph-linked rather than sitting beside the execution record. Candidate and consumed artifacts could reuse artifact roles, while the resulting coverage judgment could be attached as a derived annotation.</w:t>
+      </w:r>
+    </w:p>
+    <w:p>
+      <w:pPr>
+        <w:pStyle w:val="BodyText"/>
+      </w:pPr>
+      <w:r>
+        <w:t>There is also an important limit. A model-authored candidate list would make a coverage ratio a completion check, not proof of recall against an unknown universe. Claiming otherwise would create false precision. Saturation and stratum coverage would still be bounded indicators rather than ground truth.</w:t>
+      </w:r>
+    </w:p>
+    <w:p>
+      <w:pPr>
+        <w:pStyle w:val="BodyText"/>
+      </w:pPr>
+      <w:r>
+        <w:t>This mechanism remains a design proposal. Demand-evidence fingerprints, saturation detection, and their use in gap-directed planning are not implemented in the current repository.</w:t>
       </w:r>
     </w:p>
     <w:bookmarkEnd w:id="43"/>
@@ -3813,7 +2767,7 @@
         </w:numPr>
       </w:pPr>
       <w:r>
-        <w:t xml:space="preserve">plan-then-execute, with a strong model planning and smaller local models performing bounded tasks;</w:t>
+        <w:t>plan-then-execute, with a bounded segment plan and fresh Codex invocations for authoring, review, and repair;</w:t>
       </w:r>
     </w:p>
     <w:p>
@@ -3849,7 +2803,7 @@
         </w:numPr>
       </w:pPr>
       <w:r>
-        <w:t xml:space="preserve">checkpoint and resume; and</w:t>
+        <w:t>persisted checkpoints and stage-level replay, with trusted-frontier execution resume still planned; and</w:t>
       </w:r>
     </w:p>
     <w:p>
@@ -3861,7 +2815,7 @@
         </w:numPr>
       </w:pPr>
       <w:r>
-        <w:t xml:space="preserve">an append-only event log whose current state is replayed rather than repeatedly re-summarised [14][15].</w:t>
+        <w:t>an append-only job event record plus immutable run branches for audit and ancestry [14][15].</w:t>
       </w:r>
     </w:p>
     <w:p>
@@ -3877,7 +2831,7 @@
         <w:pStyle w:val="BodyText"/>
       </w:pPr>
       <w:r>
-        <w:t xml:space="preserve">What the system does not allow is self-authorising autonomy. Irreversible actions remain behind hard human gates, and prior work becomes reusable only after an independent review-and-receipt gate. It is therefore a long-horizon agentic system, but deliberately not a self-authorising one. It can plan, execute, recover, and continue across an extended workflow, while irreversible actions and the promotion of prior work remain subject to explicit human and review gates.</w:t>
+        <w:t>The current system is deliberately bounded rather than self-authorising. Codex invocations have no network access and can read only their explicit invocation package; pipeline execution is limited to the declared local workflow and its configured source policy. Irreversible external actions are outside the current system’s scope. A general human-approval mechanism would be required before adding such actions.</w:t>
       </w:r>
     </w:p>
     <w:bookmarkEnd w:id="44"/>
@@ -4013,7 +2967,7 @@
         <w:pStyle w:val="FirstParagraph"/>
       </w:pPr>
       <w:r>
-        <w:t>The implementation and latest controlled experiment support a narrower, more useful claim than “more graph is always better.” Execution lineage can act as control state: it can isolate a causal review boundary, expose the artifacts crossing that boundary, and limit what a reviewer or repair agent receives. In this run, graph selection improved the final unresolved-boundary count over both full graph and non-graph history while reducing input tokens relative to those larger contexts.</w:t>
+        <w:t>The implementation and latest controlled experiment support a narrower, more useful claim than “more graph is always better.” Execution lineage can act as control state: it can isolate a causal review boundary, expose the artifacts crossing that boundary, and limit what a reviewer or repair agent receives. In this run, the common blind judges reported a smaller unresolved-boundary set for graph-selected context than for full graph or non-graph history, while graph selection also reduced input tokens relative to those larger contexts. Because one boundary difference reflects reviewer disagreement, this is evidence for further testing rather than proof of two additional repairs.</w:t>
       </w:r>
     </w:p>
     <w:p>
@@ -4045,324 +2999,39 @@
         <w:pStyle w:val="FirstParagraph"/>
       </w:pPr>
       <w:r>
-        <w:t xml:space="preserve">[1] Wei et al. (2022).</w:t>
-      </w:r>
-      <w:r>
-        <w:t xml:space="preserve"> </w:t>
-      </w:r>
-      <w:r>
-        <w:rPr>
-          <w:i/>
-          <w:iCs/>
-        </w:rPr>
-        <w:t xml:space="preserve">Chain-of-Thought Prompting</w:t>
-      </w:r>
-      <w:r>
-        <w:t xml:space="preserve">. arXiv:2201.11903.</w:t>
-      </w:r>
-      <w:r>
+        <w:t>[1] Wei et al. (2022). Chain-of-Thought Prompting. arXiv:2201.11903.</w:t>
         <w:br/>
-      </w:r>
-      <w:r>
-        <w:t xml:space="preserve">[2] Yao et al. (2023).</w:t>
-      </w:r>
-      <w:r>
-        <w:t xml:space="preserve"> </w:t>
-      </w:r>
-      <w:r>
-        <w:rPr>
-          <w:i/>
-          <w:iCs/>
-        </w:rPr>
-        <w:t xml:space="preserve">ReAct</w:t>
-      </w:r>
-      <w:r>
-        <w:t xml:space="preserve">. ICLR.</w:t>
-      </w:r>
-      <w:r>
+        <w:t>[2] Yao et al. (2023). ReAct. ICLR.</w:t>
         <w:br/>
-      </w:r>
-      <w:r>
-        <w:t xml:space="preserve">[3] Yao et al. (2023).</w:t>
-      </w:r>
-      <w:r>
-        <w:t xml:space="preserve"> </w:t>
-      </w:r>
-      <w:r>
-        <w:rPr>
-          <w:i/>
-          <w:iCs/>
-        </w:rPr>
-        <w:t xml:space="preserve">Tree of Thoughts</w:t>
-      </w:r>
-      <w:r>
-        <w:t xml:space="preserve">. NeurIPS.</w:t>
-      </w:r>
-      <w:r>
+        <w:t>[3] Yao et al. (2023). Tree of Thoughts. NeurIPS.</w:t>
         <w:br/>
-      </w:r>
-      <w:r>
-        <w:t xml:space="preserve">[4] Jimenez et al. (2024).</w:t>
-      </w:r>
-      <w:r>
-        <w:t xml:space="preserve"> </w:t>
-      </w:r>
-      <w:r>
-        <w:rPr>
-          <w:i/>
-          <w:iCs/>
-        </w:rPr>
-        <w:t xml:space="preserve">SWE-bench</w:t>
-      </w:r>
-      <w:r>
-        <w:t xml:space="preserve">. ICLR.</w:t>
-      </w:r>
-      <w:r>
+        <w:t>[4] Jimenez et al. (2024). SWE-bench. ICLR.</w:t>
         <w:br/>
-      </w:r>
-      <w:r>
-        <w:t xml:space="preserve">[5] Wang et al. (2025).</w:t>
-      </w:r>
-      <w:r>
-        <w:t xml:space="preserve"> </w:t>
-      </w:r>
-      <w:r>
-        <w:rPr>
-          <w:i/>
-          <w:iCs/>
-        </w:rPr>
-        <w:t xml:space="preserve">OpenHands</w:t>
-      </w:r>
-      <w:r>
-        <w:t xml:space="preserve">. ICLR.</w:t>
-      </w:r>
-      <w:r>
+        <w:t>[5] Wang et al. (2025). OpenHands. ICLR.</w:t>
         <w:br/>
-      </w:r>
-      <w:r>
-        <w:t xml:space="preserve">[6] Antoniades et al. (2025).</w:t>
-      </w:r>
-      <w:r>
-        <w:t xml:space="preserve"> </w:t>
-      </w:r>
-      <w:r>
-        <w:rPr>
-          <w:i/>
-          <w:iCs/>
-        </w:rPr>
-        <w:t xml:space="preserve">SWE-Search</w:t>
-      </w:r>
-      <w:r>
-        <w:t xml:space="preserve">. ICLR / arXiv:2410.20285.</w:t>
-      </w:r>
-      <w:r>
+        <w:t>[6] Antoniades et al. (2025). SWE-Search. ICLR / arXiv:2410.20285.</w:t>
         <w:br/>
-      </w:r>
-      <w:r>
-        <w:t xml:space="preserve">[7] Orimo et al. (2025).</w:t>
-      </w:r>
-      <w:r>
-        <w:t xml:space="preserve"> </w:t>
-      </w:r>
-      <w:r>
-        <w:rPr>
-          <w:i/>
-          <w:iCs/>
-        </w:rPr>
-        <w:t xml:space="preserve">PARC</w:t>
-      </w:r>
-      <w:r>
-        <w:t xml:space="preserve">. arXiv:2512.03549.</w:t>
-      </w:r>
-      <w:r>
+        <w:t>[7] Orimo et al. (2025). PARC. arXiv:2512.03549.</w:t>
         <w:br/>
-      </w:r>
-      <w:r>
-        <w:t xml:space="preserve">[8] Wu et al. (2026).</w:t>
-      </w:r>
-      <w:r>
-        <w:t xml:space="preserve"> </w:t>
-      </w:r>
-      <w:r>
-        <w:rPr>
-          <w:i/>
-          <w:iCs/>
-        </w:rPr>
-        <w:t xml:space="preserve">GAM</w:t>
-      </w:r>
-      <w:r>
-        <w:t xml:space="preserve">. arXiv:2604.12285.</w:t>
-      </w:r>
-      <w:r>
+        <w:t>[8] Wu et al. (2026). GAM. arXiv:2604.12285.</w:t>
         <w:br/>
-      </w:r>
-      <w:r>
-        <w:t xml:space="preserve">[9] McPhillips et al. (2015).</w:t>
-      </w:r>
-      <w:r>
-        <w:t xml:space="preserve"> </w:t>
-      </w:r>
-      <w:r>
-        <w:rPr>
-          <w:i/>
-          <w:iCs/>
-        </w:rPr>
-        <w:t xml:space="preserve">YesWorkflow</w:t>
-      </w:r>
-      <w:r>
-        <w:t xml:space="preserve">. arXiv:1502.02403.</w:t>
-      </w:r>
-      <w:r>
+        <w:t>[9] McPhillips et al. (2015). YesWorkflow. arXiv:1502.02403.</w:t>
         <w:br/>
-      </w:r>
-      <w:r>
-        <w:t xml:space="preserve">[10] Chen et al. (2026).</w:t>
-      </w:r>
-      <w:r>
-        <w:t xml:space="preserve"> </w:t>
-      </w:r>
-      <w:r>
-        <w:rPr>
-          <w:i/>
-          <w:iCs/>
-        </w:rPr>
-        <w:t xml:space="preserve">MAGE: Memory as Execution State Management for Long-Horizon Agents</w:t>
-      </w:r>
-      <w:r>
-        <w:t xml:space="preserve">. arXiv:2606.06090.</w:t>
-      </w:r>
-      <w:r>
+        <w:t>[10] Chen et al. (2026). MAGE: Memory as Execution State Management for Long-Horizon Agents. arXiv:2606.06090.</w:t>
         <w:br/>
-      </w:r>
-      <w:r>
-        <w:t xml:space="preserve">[11] Chen et al. (2025).</w:t>
-      </w:r>
-      <w:r>
-        <w:t xml:space="preserve"> </w:t>
-      </w:r>
-      <w:r>
-        <w:rPr>
-          <w:i/>
-          <w:iCs/>
-        </w:rPr>
-        <w:t xml:space="preserve">LocAgent</w:t>
-      </w:r>
-      <w:r>
-        <w:t xml:space="preserve">. ACL.</w:t>
-      </w:r>
-      <w:r>
+        <w:t>[11] Chen et al. (2025). LocAgent. ACL.</w:t>
         <w:br/>
-      </w:r>
-      <w:r>
-        <w:t xml:space="preserve">[12] Hong et al. (2025).</w:t>
-      </w:r>
-      <w:r>
-        <w:t xml:space="preserve"> </w:t>
-      </w:r>
-      <w:r>
-        <w:rPr>
-          <w:i/>
-          <w:iCs/>
-        </w:rPr>
-        <w:t xml:space="preserve">Data Interpreter</w:t>
-      </w:r>
-      <w:r>
-        <w:t xml:space="preserve">. ACL Findings.</w:t>
-      </w:r>
-      <w:r>
+        <w:t>[12] Hong et al. (2025). Data Interpreter. ACL Findings.</w:t>
         <w:br/>
-      </w:r>
-      <w:r>
-        <w:t xml:space="preserve">[13] Nam et al. (2025).</w:t>
-      </w:r>
-      <w:r>
-        <w:t xml:space="preserve"> </w:t>
-      </w:r>
-      <w:r>
-        <w:rPr>
-          <w:i/>
-          <w:iCs/>
-        </w:rPr>
-        <w:t xml:space="preserve">DS-STAR</w:t>
-      </w:r>
-      <w:r>
-        <w:t xml:space="preserve">. arXiv:2509.21825.</w:t>
-      </w:r>
-      <w:r>
+        <w:t>[13] Nam et al. (2025). DS-STAR. arXiv:2509.21825.</w:t>
         <w:br/>
-      </w:r>
-      <w:r>
-        <w:t xml:space="preserve">[14] (2026).</w:t>
-      </w:r>
-      <w:r>
-        <w:t xml:space="preserve"> </w:t>
-      </w:r>
-      <w:r>
-        <w:rPr>
-          <w:i/>
-          <w:iCs/>
-        </w:rPr>
-        <w:t xml:space="preserve">The Log is the Agent: Event-Sourced Reactive Graphs for Agent Execution</w:t>
-      </w:r>
-      <w:r>
-        <w:t xml:space="preserve">. arXiv:2605.21997.</w:t>
-      </w:r>
-      <w:r>
+        <w:t>[14] Nakajima (2026). The Log is the Agent: Event-Sourced Reactive Graphs for Auditable, Forkable Agentic Systems. arXiv:2605.21997.</w:t>
         <w:br/>
-      </w:r>
-      <w:r>
-        <w:t xml:space="preserve">[15] (2026).</w:t>
-      </w:r>
-      <w:r>
-        <w:t xml:space="preserve"> </w:t>
-      </w:r>
-      <w:r>
-        <w:rPr>
-          <w:i/>
-          <w:iCs/>
-        </w:rPr>
-        <w:t xml:space="preserve">From Agent Loops to Deterministic Graphs: Execution Lineage for Reproducible AI-Native Work</w:t>
-      </w:r>
-      <w:r>
-        <w:t xml:space="preserve">. arXiv:2605.06365.</w:t>
-      </w:r>
-      <w:r>
+        <w:t>[15] Rosen and Rosen (2026). From Agent Loops to Deterministic Graphs: Execution Lineage for Reproducible AI-Native Work. arXiv:2605.06365.</w:t>
         <w:br/>
-      </w:r>
-      <w:r>
-        <w:t xml:space="preserve">[16] (2026).</w:t>
-      </w:r>
-      <w:r>
-        <w:t xml:space="preserve"> </w:t>
-      </w:r>
-      <w:r>
-        <w:rPr>
-          <w:i/>
-          <w:iCs/>
-        </w:rPr>
-        <w:t xml:space="preserve">From Agent Traces to Trust: A Survey of Evidence Tracing and Execution Provenance in LLM Agents</w:t>
-      </w:r>
-      <w:r>
-        <w:t xml:space="preserve">. arXiv:2606.04990.</w:t>
-      </w:r>
-      <w:r>
+        <w:t>[16] Wang et al. (2026). From Agent Traces to Trust: A Survey of Evidence Tracing and Execution Provenance in LLM Agents. arXiv:2606.04990.</w:t>
         <w:br/>
-      </w:r>
-      <w:r>
-        <w:t xml:space="preserve">[17] (2026).</w:t>
-      </w:r>
-      <w:r>
-        <w:t xml:space="preserve"> </w:t>
-      </w:r>
-      <w:r>
-        <w:rPr>
-          <w:i/>
-          <w:iCs/>
-        </w:rPr>
-        <w:t xml:space="preserve">Mitigating Provenance-Role Collapse in Long-Term Agents via Typed Memory Representation</w:t>
-      </w:r>
-      <w:r>
-        <w:t xml:space="preserve">. arXiv:2605.25869.</w:t>
+        <w:t>[17] Jin et al. (2026). Mitigating Provenance-Role Collapse in Long-Term Agents via Typed Memory Representation. arXiv:2605.25869.</w:t>
       </w:r>
     </w:p>
     <w:bookmarkEnd w:id="47"/>
